--- a/learning/research-track-R6-manuscript/WaweKit_standardization_reproducibility_manuscript.docx
+++ b/learning/research-track-R6-manuscript/WaweKit_standardization_reproducibility_manuscript.docx
@@ -109,7 +109,12 @@
         <w:t>which</w:t>
       </w:r>
       <w:r>
-        <w:t xml:space="preserve"> normalization decision produced a given disagreement. We present a measurement framework that treats standardization reproducibility as a quantifiable property of a dataset. Given an arbitrary set of protocols, the method determines whether they agree on each molecule's standardized identity — evaluated under two identity conventions, canonical SMILES and InChIKey, which we show are not interchangeable — and attributes each disagreement to a specific normalization operation by systematic ablation. Applied to a seeded random sample of 4,972 ChEMBL structures, three representative protocols (Minimal, ChEMBL-like, Aggressive) agreed on 54.1% of molecules under canonical-SMILES identity (95% CI 52.8–55.5%) and 57.7% under InChIKey identity (56.3–59.0%). Ablation attributed divergence predominantly to stereochemistry handling (66.6% of divergent molecules) and tautomer canonicalization (22.1%), with charge and fragment handling accounting for under 10% combined. We show that this spectrum is a joint property of dataset composition and protocol contrast rather than an intrinsic ranking of operations, and that a hand-assembled benchmark inverts it — an argument for auditing the dataset actually in use. The method and an open-source reference implementation are released as part of WaweKit.</w:t>
+        <w:t xml:space="preserve"> normalization decision produced a given disagreement. We present a measurement framework that treats standardization reproducibility as a quantifiable property of a dataset. Given an arbitrary set of protocols, the method determines whether they agree on each molecule's standardized identity — evaluated under two identity conventions, canonical SMILES and InChIKey, which we show are not interchangeable — and attributes each disagreement to a specific normalization operation by systematic ablation. Applied to a seeded random sample of 4,972 ChEMBL structures, three representative protocols (Minimal, ChEMBL-like, Aggressive) agreed on 54.1% of molecules under canonical-SMILES identity (95% CI 52.8–55.5%) and 57.7% under InChIKey identity (56.3–59.0%). Ablation attributed divergence predominantly to stereochemistry handling (66.6% of divergent molecules) and tautomer canonicalization (22.1%), with charge and fragment handling accounting for under 10% combined. We show that this spectrum is a joint property of dataset composition and protocol contrast rather than an intrinsic ranking of operations, and that a hand-assembled benchmark inverts it — an argument for auditing the dataset actually in use.</w:t>
+      </w:r>
+    </w:p>
+    <w:p>
+      <w:r>
+        <w:t>To establish whether such divergence carries a practical cost, we applied the same protocols to 27,152 IC50 measurements across four targets. Because grouping by standardized identity is what deduplication does, protocol choice silently changes a dataset: the most aggressive protocol removed up to 9.5% of compounds by merging, and fused compounds whose measured activities differ by up to three log units — a thousandfold difference in potency, and on a cardiac-safety endpoint — into single training labels. Yet cross-validated model performance was statistically indistinguishable across protocols on all four targets. Standardization choice therefore corrupts specific labels while leaving the aggregate metrics used to validate pipelines unchanged, so unchanged model performance is not evidence that a standardization change was safe. The method and an open-source reference implementation are released as part of WaweKit.</w:t>
       </w:r>
     </w:p>
     <w:p/>
@@ -1255,7 +1260,105 @@
         <w:pStyle w:val="Heading2"/>
       </w:pPr>
       <w:r>
-        <w:t>2.6 Implementation and availability</w:t>
+        <w:t>2.6 Downstream-impact experiment</w:t>
+      </w:r>
+    </w:p>
+    <w:p>
+      <w:r>
+        <w:t>Measuring divergence does not establish that it costs anything. To test that, the same protocols were applied to bioactivity data and the consequences measured at three levels: dataset composition, label integrity, and model performance.</w:t>
+      </w:r>
+    </w:p>
+    <w:p>
+      <w:r>
+        <w:rPr>
+          <w:b/>
+        </w:rPr>
+        <w:t>Data.</w:t>
+      </w:r>
+      <w:r>
+        <w:t xml:space="preserve"> IC50 measurements were retrieved from ChEMBL for four targets chosen to span cases where standardization should and should not be damaging: the μ-opioid receptor (CHEMBL233), whose pharmacology is strongly enantioselective and which should therefore be maximally sensitive to stereochemistry removal; EGFR (CHEMBL203) and VEGFR2 (CHEMBL279) as conventional kinase datasets; and hERG (CHEMBL240), a cardiac-safety endpoint where a mislabelled compound carries direct consequence. Only exact-relation (</w:t>
+      </w:r>
+      <w:r>
+        <w:rPr>
+          <w:rFonts w:ascii="Consolas" w:hAnsi="Consolas"/>
+          <w:color w:val="333333"/>
+          <w:sz w:val="18"/>
+        </w:rPr>
+        <w:t>=</w:t>
+      </w:r>
+      <w:r>
+        <w:t>) IC50 values in nM were retained, since censored values cannot serve as regression targets; these were converted to pIC50 and replicate measurements per structure reduced to their median. This yielded 27,152 usable measurements.</w:t>
+      </w:r>
+    </w:p>
+    <w:p>
+      <w:r>
+        <w:rPr>
+          <w:b/>
+        </w:rPr>
+        <w:t>Merging and discordance.</w:t>
+      </w:r>
+      <w:r>
+        <w:t xml:space="preserve"> Standardizing under a protocol and grouping by the resulting identity is precisely the operation deduplication performs, so each protocol produces its own version of the same nominal dataset. A group containing more than one distinct input structure is a </w:t>
+      </w:r>
+      <w:r>
+        <w:rPr>
+          <w:b/>
+        </w:rPr>
+        <w:t>merge</w:t>
+      </w:r>
+      <w:r>
+        <w:t xml:space="preserve">. A merge is </w:t>
+      </w:r>
+      <w:r>
+        <w:rPr>
+          <w:b/>
+        </w:rPr>
+        <w:t>discordant</w:t>
+      </w:r>
+      <w:r>
+        <w:t xml:space="preserve"> if the merged compounds' measured activities span more than one log unit — the conventional activity-cliff scale — and results are reported across a range of thresholds (0.5–2.0 log units) so no conclusion rests on that single cut. A discordant merge is not a bookkeeping artefact: whatever aggregation follows assigns the group an activity that none of its members possesses.</w:t>
+      </w:r>
+    </w:p>
+    <w:p>
+      <w:r>
+        <w:rPr>
+          <w:b/>
+        </w:rPr>
+        <w:t>Model performance.</w:t>
+      </w:r>
+      <w:r>
+        <w:t xml:space="preserve"> Each protocol's dataset was modelled identically: Morgan fingerprints (radius 2, 2048 bits) </w:t>
+      </w:r>
+      <w:r>
+        <w:rPr>
+          <w:b/>
+        </w:rPr>
+        <w:t>including chirality</w:t>
+      </w:r>
+      <w:r>
+        <w:t>, and random-forest regression (200 trees), evaluated by five-fold cross-validation repeated over three random seeds. Chirality is deliberately encoded — with an achiral fingerprint, enantiomers are already indistinguishable to the model and stereochemistry removal could not alter the features, so the experiment would answer a question nobody asked.</w:t>
+      </w:r>
+    </w:p>
+    <w:p>
+      <w:r>
+        <w:t xml:space="preserve">Comparing across protocols requires care, because each protocol yields a differently-sized dataset and size confounds performance. The apparently obvious control — restricting to identities common to all protocols — is invalid here, and the reason generalises to any such comparison: identities are InChIKeys </w:t>
+      </w:r>
+      <w:r>
+        <w:rPr>
+          <w:i/>
+        </w:rPr>
+        <w:t>of the standardized structure</w:t>
+      </w:r>
+      <w:r>
+        <w:t>, so a molecule that a protocol actually changed receives a different key under that protocol. Intersecting the keysets therefore selects exactly the molecules on which all protocols agreed, where every protocol's dataset is identical by construction and no difference can exist. We instead subsample each protocol's dataset to the smallest dataset's size with a fixed seed, holding size constant while standardization varies.</w:t>
+      </w:r>
+    </w:p>
+    <w:p>
+      <w:pPr>
+        <w:pStyle w:val="Heading2"/>
+      </w:pPr>
+      <w:r>
+        <w:t>2.7 Implementation and availability</w:t>
       </w:r>
     </w:p>
     <w:p>
@@ -3010,17 +3113,1441 @@
         <w:pStyle w:val="Heading2"/>
       </w:pPr>
       <w:r>
-        <w:t>3.5 Comparison with a hand-assembled benchmark</w:t>
+        <w:t>3.5 Sensitivity to a single protocol design choice</w:t>
       </w:r>
     </w:p>
     <w:p>
       <w:r>
-        <w:t>An earlier 40-molecule set, assembled deliberately to span structural classes hypothesized to be labile (salts, charged species, tautomer-ambiguous heterocycles, isotopes, stereocentres), produced a substantially different cause spectrum under the identical method: charge neutralization 41.7%, parent-fragment selection 33.3%, isotope removal and tautomer canonicalization 16.7% each. On the ChEMBL sample, charge neutralization falls to 1.1% and fragment selection to 8.4%, while stereochemistry removal — absent from the hand-assembled set's top causes — dominates at 66.6%.</w:t>
+        <w:t>Because §3.4 shows the cause spectrum to be a property of the comparison rather than of the operations, the natural test is to change the comparison. Repeating the audit with stereochemistry removal disabled in the Aggressive protocol — leaving all else identical — gives:</w:t>
+      </w:r>
+    </w:p>
+    <w:tbl>
+      <w:tblPr>
+        <w:tblStyle w:val="LightGrid-Accent1"/>
+        <w:tblW w:type="auto" w:w="0"/>
+        <w:tblLook w:firstColumn="1" w:firstRow="1" w:lastColumn="0" w:lastRow="0" w:noHBand="0" w:noVBand="1" w:val="04A0"/>
+      </w:tblPr>
+      <w:tblGrid>
+        <w:gridCol w:w="3120"/>
+        <w:gridCol w:w="3120"/>
+        <w:gridCol w:w="3120"/>
+      </w:tblGrid>
+      <w:tr>
+        <w:tc>
+          <w:tcPr>
+            <w:tcW w:type="dxa" w:w="3120"/>
+          </w:tcPr>
+          <w:p>
+            <w:r>
+              <w:rPr>
+                <w:b/>
+                <w:sz w:val="18"/>
+              </w:rPr>
+            </w:r>
+            <w:r>
+              <w:rPr>
+                <w:b/>
+                <w:sz w:val="18"/>
+              </w:rPr>
+              <w:t>Metric</w:t>
+            </w:r>
+          </w:p>
+        </w:tc>
+        <w:tc>
+          <w:tcPr>
+            <w:tcW w:type="dxa" w:w="3120"/>
+          </w:tcPr>
+          <w:p>
+            <w:r>
+              <w:rPr>
+                <w:b/>
+                <w:sz w:val="18"/>
+              </w:rPr>
+            </w:r>
+            <w:r>
+              <w:rPr>
+                <w:b/>
+                <w:sz w:val="18"/>
+              </w:rPr>
+              <w:t>Full comparison</w:t>
+            </w:r>
+          </w:p>
+        </w:tc>
+        <w:tc>
+          <w:tcPr>
+            <w:tcW w:type="dxa" w:w="3120"/>
+          </w:tcPr>
+          <w:p>
+            <w:r>
+              <w:rPr>
+                <w:b/>
+                <w:sz w:val="18"/>
+              </w:rPr>
+            </w:r>
+            <w:r>
+              <w:rPr>
+                <w:b/>
+                <w:sz w:val="18"/>
+              </w:rPr>
+              <w:t>Without stereochemistry removal</w:t>
+            </w:r>
+          </w:p>
+        </w:tc>
+      </w:tr>
+      <w:tr>
+        <w:tc>
+          <w:tcPr>
+            <w:tcW w:type="dxa" w:w="3120"/>
+          </w:tcPr>
+          <w:p>
+            <w:r>
+              <w:rPr>
+                <w:sz w:val="18"/>
+              </w:rPr>
+            </w:r>
+            <w:r>
+              <w:rPr>
+                <w:sz w:val="18"/>
+              </w:rPr>
+              <w:t>Reproducible under canonical SMILES</w:t>
+            </w:r>
+          </w:p>
+        </w:tc>
+        <w:tc>
+          <w:tcPr>
+            <w:tcW w:type="dxa" w:w="3120"/>
+          </w:tcPr>
+          <w:p>
+            <w:r>
+              <w:rPr>
+                <w:sz w:val="18"/>
+              </w:rPr>
+            </w:r>
+            <w:r>
+              <w:rPr>
+                <w:sz w:val="18"/>
+              </w:rPr>
+              <w:t>54.1%</w:t>
+            </w:r>
+          </w:p>
+        </w:tc>
+        <w:tc>
+          <w:tcPr>
+            <w:tcW w:type="dxa" w:w="3120"/>
+          </w:tcPr>
+          <w:p>
+            <w:r>
+              <w:rPr>
+                <w:sz w:val="18"/>
+              </w:rPr>
+            </w:r>
+            <w:r>
+              <w:rPr>
+                <w:sz w:val="18"/>
+              </w:rPr>
+              <w:t>75.5%</w:t>
+            </w:r>
+          </w:p>
+        </w:tc>
+      </w:tr>
+      <w:tr>
+        <w:tc>
+          <w:tcPr>
+            <w:tcW w:type="dxa" w:w="3120"/>
+          </w:tcPr>
+          <w:p>
+            <w:r>
+              <w:rPr>
+                <w:sz w:val="18"/>
+              </w:rPr>
+            </w:r>
+            <w:r>
+              <w:rPr>
+                <w:sz w:val="18"/>
+              </w:rPr>
+              <w:t>Reproducible under InChIKey</w:t>
+            </w:r>
+          </w:p>
+        </w:tc>
+        <w:tc>
+          <w:tcPr>
+            <w:tcW w:type="dxa" w:w="3120"/>
+          </w:tcPr>
+          <w:p>
+            <w:r>
+              <w:rPr>
+                <w:sz w:val="18"/>
+              </w:rPr>
+            </w:r>
+            <w:r>
+              <w:rPr>
+                <w:sz w:val="18"/>
+              </w:rPr>
+              <w:t>57.7%</w:t>
+            </w:r>
+          </w:p>
+        </w:tc>
+        <w:tc>
+          <w:tcPr>
+            <w:tcW w:type="dxa" w:w="3120"/>
+          </w:tcPr>
+          <w:p>
+            <w:r>
+              <w:rPr>
+                <w:sz w:val="18"/>
+              </w:rPr>
+            </w:r>
+            <w:r>
+              <w:rPr>
+                <w:sz w:val="18"/>
+              </w:rPr>
+              <w:t>80.1%</w:t>
+            </w:r>
+          </w:p>
+        </w:tc>
+      </w:tr>
+      <w:tr>
+        <w:tc>
+          <w:tcPr>
+            <w:tcW w:type="dxa" w:w="3120"/>
+          </w:tcPr>
+          <w:p>
+            <w:r>
+              <w:rPr>
+                <w:sz w:val="18"/>
+              </w:rPr>
+            </w:r>
+            <w:r>
+              <w:rPr>
+                <w:sz w:val="18"/>
+              </w:rPr>
+              <w:t>Divergent molecules</w:t>
+            </w:r>
+          </w:p>
+        </w:tc>
+        <w:tc>
+          <w:tcPr>
+            <w:tcW w:type="dxa" w:w="3120"/>
+          </w:tcPr>
+          <w:p>
+            <w:r>
+              <w:rPr>
+                <w:sz w:val="18"/>
+              </w:rPr>
+            </w:r>
+            <w:r>
+              <w:rPr>
+                <w:sz w:val="18"/>
+              </w:rPr>
+              <w:t>2280 (45.9%)</w:t>
+            </w:r>
+          </w:p>
+        </w:tc>
+        <w:tc>
+          <w:tcPr>
+            <w:tcW w:type="dxa" w:w="3120"/>
+          </w:tcPr>
+          <w:p>
+            <w:r>
+              <w:rPr>
+                <w:sz w:val="18"/>
+              </w:rPr>
+            </w:r>
+            <w:r>
+              <w:rPr>
+                <w:sz w:val="18"/>
+              </w:rPr>
+              <w:t>1218 (24.5%)</w:t>
+            </w:r>
+          </w:p>
+        </w:tc>
+      </w:tr>
+      <w:tr>
+        <w:tc>
+          <w:tcPr>
+            <w:tcW w:type="dxa" w:w="3120"/>
+          </w:tcPr>
+          <w:p>
+            <w:r>
+              <w:rPr>
+                <w:sz w:val="18"/>
+              </w:rPr>
+            </w:r>
+            <w:r>
+              <w:rPr>
+                <w:sz w:val="18"/>
+              </w:rPr>
+              <w:t>Leading cause</w:t>
+            </w:r>
+          </w:p>
+        </w:tc>
+        <w:tc>
+          <w:tcPr>
+            <w:tcW w:type="dxa" w:w="3120"/>
+          </w:tcPr>
+          <w:p>
+            <w:r>
+              <w:rPr>
+                <w:sz w:val="18"/>
+              </w:rPr>
+            </w:r>
+            <w:r>
+              <w:rPr>
+                <w:sz w:val="18"/>
+              </w:rPr>
+              <w:t>stereochemistry, 66.6%</w:t>
+            </w:r>
+          </w:p>
+        </w:tc>
+        <w:tc>
+          <w:tcPr>
+            <w:tcW w:type="dxa" w:w="3120"/>
+          </w:tcPr>
+          <w:p>
+            <w:r>
+              <w:rPr>
+                <w:sz w:val="18"/>
+              </w:rPr>
+            </w:r>
+            <w:r>
+              <w:rPr>
+                <w:sz w:val="18"/>
+              </w:rPr>
+              <w:t>tautomer, 87.4%</w:t>
+            </w:r>
+          </w:p>
+        </w:tc>
+      </w:tr>
+    </w:tbl>
+    <w:p/>
+    <w:p>
+      <w:r>
+        <w:t>One operation toggle moves headline reproducibility by more than twenty percentage points. This is the quantitative form of the §3.4 argument: a reproducibility figure is uninterpretable without the protocol set that produced it, and small differences in protocol specification produce large differences in the reported result.</w:t>
       </w:r>
     </w:p>
     <w:p>
       <w:r>
+        <w:t>Two internal checks support the comparison. The absolute counts for the operations unrelated to stereochemistry are unchanged (fragment selection 192, charge neutralization 26, isotope removal 6, normalization 2 in both runs); their fractions rise only because the divergent denominator shrinks, as expected when an unrelated operation is removed. And the unattributed count falls to zero, indicating that all 278 jointly-caused molecules in the full comparison involved stereochemistry interacting with another operation.</w:t>
+      </w:r>
+    </w:p>
+    <w:p>
+      <w:r>
+        <w:t>With stereochemistry held constant, tautomer canonicalization accounts for 87.4% of the remaining divergence — consistent in direction with PubChem's attribution of its own pipeline/InChI disagreement primarily to tautomeric form [3], obtained here by an independent route and with per-operation resolution.</w:t>
+      </w:r>
+    </w:p>
+    <w:p>
+      <w:pPr>
+        <w:pStyle w:val="Heading2"/>
+      </w:pPr>
+      <w:r>
+        <w:t>3.6 Comparison with a hand-assembled benchmark</w:t>
+      </w:r>
+    </w:p>
+    <w:p>
+      <w:r>
+        <w:t>An earlier 40-molecule set, assembled deliberately to span structural classes hypothesized to be labile (salts, charged species, tautomer-ambiguous heterocycles, isotopes, stereocentres), produced a substantially different cause spectrum under the identical method: charge neutralization 41.7%, parent-fragment selection 33.3%, isotope removal and tautomer canonicalization 16.7% each. On the ChEMBL sample, charge neutralization falls to 1.1% and fragment selection to 8.4%, while stereochemistry removal — absent from the hand-assembled set's top causes — dominates at 66.6%.</w:t>
+      </w:r>
+    </w:p>
+    <w:p>
+      <w:r>
         <w:t>The hand-assembled set reproduced the composition of its own construction rather than that of the underlying population. This is not a defect of the method, which was identical in both cases, but a demonstration that a standardization audit is only meaningful on the dataset actually in use. Generic benchmarks cannot substitute for auditing one's own data — which is the central practical argument for making such an audit cheap enough to run routinely.</w:t>
+      </w:r>
+    </w:p>
+    <w:p>
+      <w:pPr>
+        <w:pStyle w:val="Heading2"/>
+      </w:pPr>
+      <w:r>
+        <w:t>3.7 Downstream consequences: what divergence costs</w:t>
+      </w:r>
+    </w:p>
+    <w:p>
+      <w:r>
+        <w:t>Sections 3.2–3.6 establish that protocols disagree and why. They do not establish that the disagreement matters. To test that, we applied the same three protocols to real bioactivity data and measured what a modeller would actually experience.</w:t>
+      </w:r>
+    </w:p>
+    <w:p>
+      <w:r>
+        <w:t>The experiment applies the three protocols to 27,152 IC50 measurements across four targets and measures dataset composition, label integrity and model performance; the design, including why the obvious size control is invalid, is given in §2.6.</w:t>
+      </w:r>
+    </w:p>
+    <w:p>
+      <w:r>
+        <w:rPr>
+          <w:b/>
+        </w:rPr>
+        <w:t>Merging is substantial and destroys real differences.</w:t>
+      </w:r>
+    </w:p>
+    <w:tbl>
+      <w:tblPr>
+        <w:tblStyle w:val="LightGrid-Accent1"/>
+        <w:tblW w:type="auto" w:w="0"/>
+        <w:tblLook w:firstColumn="1" w:firstRow="1" w:lastColumn="0" w:lastRow="0" w:noHBand="0" w:noVBand="1" w:val="04A0"/>
+      </w:tblPr>
+      <w:tblGrid>
+        <w:gridCol w:w="1560"/>
+        <w:gridCol w:w="1560"/>
+        <w:gridCol w:w="1560"/>
+        <w:gridCol w:w="1560"/>
+        <w:gridCol w:w="1560"/>
+        <w:gridCol w:w="1560"/>
+      </w:tblGrid>
+      <w:tr>
+        <w:tc>
+          <w:tcPr>
+            <w:tcW w:type="dxa" w:w="1560"/>
+          </w:tcPr>
+          <w:p>
+            <w:r>
+              <w:rPr>
+                <w:b/>
+                <w:sz w:val="18"/>
+              </w:rPr>
+            </w:r>
+            <w:r>
+              <w:rPr>
+                <w:b/>
+                <w:sz w:val="18"/>
+              </w:rPr>
+              <w:t>Target</w:t>
+            </w:r>
+          </w:p>
+        </w:tc>
+        <w:tc>
+          <w:tcPr>
+            <w:tcW w:type="dxa" w:w="1560"/>
+          </w:tcPr>
+          <w:p>
+            <w:r>
+              <w:rPr>
+                <w:b/>
+                <w:sz w:val="18"/>
+              </w:rPr>
+            </w:r>
+            <w:r>
+              <w:rPr>
+                <w:b/>
+                <w:sz w:val="18"/>
+              </w:rPr>
+              <w:t>Compounds</w:t>
+            </w:r>
+          </w:p>
+        </w:tc>
+        <w:tc>
+          <w:tcPr>
+            <w:tcW w:type="dxa" w:w="1560"/>
+          </w:tcPr>
+          <w:p>
+            <w:r>
+              <w:rPr>
+                <w:b/>
+                <w:sz w:val="18"/>
+              </w:rPr>
+            </w:r>
+            <w:r>
+              <w:rPr>
+                <w:b/>
+                <w:sz w:val="18"/>
+              </w:rPr>
+              <w:t>ChEMBL-like merges / discordant</w:t>
+            </w:r>
+          </w:p>
+        </w:tc>
+        <w:tc>
+          <w:tcPr>
+            <w:tcW w:type="dxa" w:w="1560"/>
+          </w:tcPr>
+          <w:p>
+            <w:r>
+              <w:rPr>
+                <w:b/>
+                <w:sz w:val="18"/>
+              </w:rPr>
+            </w:r>
+            <w:r>
+              <w:rPr>
+                <w:b/>
+                <w:sz w:val="18"/>
+              </w:rPr>
+              <w:t>Aggressive merges / discordant</w:t>
+            </w:r>
+          </w:p>
+        </w:tc>
+        <w:tc>
+          <w:tcPr>
+            <w:tcW w:type="dxa" w:w="1560"/>
+          </w:tcPr>
+          <w:p>
+            <w:r>
+              <w:rPr>
+                <w:b/>
+                <w:sz w:val="18"/>
+              </w:rPr>
+            </w:r>
+            <w:r>
+              <w:rPr>
+                <w:b/>
+                <w:sz w:val="18"/>
+              </w:rPr>
+              <w:t>Compounds lost</w:t>
+            </w:r>
+          </w:p>
+        </w:tc>
+        <w:tc>
+          <w:tcPr>
+            <w:tcW w:type="dxa" w:w="1560"/>
+          </w:tcPr>
+          <w:p>
+            <w:r>
+              <w:rPr>
+                <w:b/>
+                <w:sz w:val="18"/>
+              </w:rPr>
+            </w:r>
+            <w:r>
+              <w:rPr>
+                <w:b/>
+                <w:sz w:val="18"/>
+              </w:rPr>
+              <w:t>Widest merge</w:t>
+            </w:r>
+          </w:p>
+        </w:tc>
+      </w:tr>
+      <w:tr>
+        <w:tc>
+          <w:tcPr>
+            <w:tcW w:type="dxa" w:w="1560"/>
+          </w:tcPr>
+          <w:p>
+            <w:r>
+              <w:rPr>
+                <w:sz w:val="18"/>
+              </w:rPr>
+            </w:r>
+            <w:r>
+              <w:rPr>
+                <w:sz w:val="18"/>
+              </w:rPr>
+              <w:t>μ-opioid</w:t>
+            </w:r>
+          </w:p>
+        </w:tc>
+        <w:tc>
+          <w:tcPr>
+            <w:tcW w:type="dxa" w:w="1560"/>
+          </w:tcPr>
+          <w:p>
+            <w:r>
+              <w:rPr>
+                <w:sz w:val="18"/>
+              </w:rPr>
+            </w:r>
+            <w:r>
+              <w:rPr>
+                <w:sz w:val="18"/>
+              </w:rPr>
+              <w:t>1262</w:t>
+            </w:r>
+          </w:p>
+        </w:tc>
+        <w:tc>
+          <w:tcPr>
+            <w:tcW w:type="dxa" w:w="1560"/>
+          </w:tcPr>
+          <w:p>
+            <w:r>
+              <w:rPr>
+                <w:sz w:val="18"/>
+              </w:rPr>
+            </w:r>
+            <w:r>
+              <w:rPr>
+                <w:sz w:val="18"/>
+              </w:rPr>
+              <w:t>7 / 0</w:t>
+            </w:r>
+          </w:p>
+        </w:tc>
+        <w:tc>
+          <w:tcPr>
+            <w:tcW w:type="dxa" w:w="1560"/>
+          </w:tcPr>
+          <w:p>
+            <w:r>
+              <w:rPr>
+                <w:sz w:val="18"/>
+              </w:rPr>
+            </w:r>
+            <w:r>
+              <w:rPr>
+                <w:sz w:val="18"/>
+              </w:rPr>
+              <w:t>98 / 20</w:t>
+            </w:r>
+          </w:p>
+        </w:tc>
+        <w:tc>
+          <w:tcPr>
+            <w:tcW w:type="dxa" w:w="1560"/>
+          </w:tcPr>
+          <w:p>
+            <w:r>
+              <w:rPr>
+                <w:sz w:val="18"/>
+              </w:rPr>
+            </w:r>
+            <w:r>
+              <w:rPr>
+                <w:sz w:val="18"/>
+              </w:rPr>
+              <w:t>9.5%</w:t>
+            </w:r>
+          </w:p>
+        </w:tc>
+        <w:tc>
+          <w:tcPr>
+            <w:tcW w:type="dxa" w:w="1560"/>
+          </w:tcPr>
+          <w:p>
+            <w:r>
+              <w:rPr>
+                <w:sz w:val="18"/>
+              </w:rPr>
+            </w:r>
+            <w:r>
+              <w:rPr>
+                <w:sz w:val="18"/>
+              </w:rPr>
+              <w:t>2.64 log</w:t>
+            </w:r>
+          </w:p>
+        </w:tc>
+      </w:tr>
+      <w:tr>
+        <w:tc>
+          <w:tcPr>
+            <w:tcW w:type="dxa" w:w="1560"/>
+          </w:tcPr>
+          <w:p>
+            <w:r>
+              <w:rPr>
+                <w:sz w:val="18"/>
+              </w:rPr>
+            </w:r>
+            <w:r>
+              <w:rPr>
+                <w:sz w:val="18"/>
+              </w:rPr>
+              <w:t>EGFR</w:t>
+            </w:r>
+          </w:p>
+        </w:tc>
+        <w:tc>
+          <w:tcPr>
+            <w:tcW w:type="dxa" w:w="1560"/>
+          </w:tcPr>
+          <w:p>
+            <w:r>
+              <w:rPr>
+                <w:sz w:val="18"/>
+              </w:rPr>
+            </w:r>
+            <w:r>
+              <w:rPr>
+                <w:sz w:val="18"/>
+              </w:rPr>
+              <w:t>5558</w:t>
+            </w:r>
+          </w:p>
+        </w:tc>
+        <w:tc>
+          <w:tcPr>
+            <w:tcW w:type="dxa" w:w="1560"/>
+          </w:tcPr>
+          <w:p>
+            <w:r>
+              <w:rPr>
+                <w:sz w:val="18"/>
+              </w:rPr>
+            </w:r>
+            <w:r>
+              <w:rPr>
+                <w:sz w:val="18"/>
+              </w:rPr>
+              <w:t>41 / 2</w:t>
+            </w:r>
+          </w:p>
+        </w:tc>
+        <w:tc>
+          <w:tcPr>
+            <w:tcW w:type="dxa" w:w="1560"/>
+          </w:tcPr>
+          <w:p>
+            <w:r>
+              <w:rPr>
+                <w:sz w:val="18"/>
+              </w:rPr>
+            </w:r>
+            <w:r>
+              <w:rPr>
+                <w:sz w:val="18"/>
+              </w:rPr>
+              <w:t>131 / 17</w:t>
+            </w:r>
+          </w:p>
+        </w:tc>
+        <w:tc>
+          <w:tcPr>
+            <w:tcW w:type="dxa" w:w="1560"/>
+          </w:tcPr>
+          <w:p>
+            <w:r>
+              <w:rPr>
+                <w:sz w:val="18"/>
+              </w:rPr>
+            </w:r>
+            <w:r>
+              <w:rPr>
+                <w:sz w:val="18"/>
+              </w:rPr>
+              <w:t>2.6%</w:t>
+            </w:r>
+          </w:p>
+        </w:tc>
+        <w:tc>
+          <w:tcPr>
+            <w:tcW w:type="dxa" w:w="1560"/>
+          </w:tcPr>
+          <w:p>
+            <w:r>
+              <w:rPr>
+                <w:sz w:val="18"/>
+              </w:rPr>
+            </w:r>
+            <w:r>
+              <w:rPr>
+                <w:sz w:val="18"/>
+              </w:rPr>
+              <w:t>2.93 log</w:t>
+            </w:r>
+          </w:p>
+        </w:tc>
+      </w:tr>
+      <w:tr>
+        <w:tc>
+          <w:tcPr>
+            <w:tcW w:type="dxa" w:w="1560"/>
+          </w:tcPr>
+          <w:p>
+            <w:r>
+              <w:rPr>
+                <w:sz w:val="18"/>
+              </w:rPr>
+            </w:r>
+            <w:r>
+              <w:rPr>
+                <w:sz w:val="18"/>
+              </w:rPr>
+              <w:t>hERG</w:t>
+            </w:r>
+          </w:p>
+        </w:tc>
+        <w:tc>
+          <w:tcPr>
+            <w:tcW w:type="dxa" w:w="1560"/>
+          </w:tcPr>
+          <w:p>
+            <w:r>
+              <w:rPr>
+                <w:sz w:val="18"/>
+              </w:rPr>
+            </w:r>
+            <w:r>
+              <w:rPr>
+                <w:sz w:val="18"/>
+              </w:rPr>
+              <w:t>6401</w:t>
+            </w:r>
+          </w:p>
+        </w:tc>
+        <w:tc>
+          <w:tcPr>
+            <w:tcW w:type="dxa" w:w="1560"/>
+          </w:tcPr>
+          <w:p>
+            <w:r>
+              <w:rPr>
+                <w:sz w:val="18"/>
+              </w:rPr>
+            </w:r>
+            <w:r>
+              <w:rPr>
+                <w:sz w:val="18"/>
+              </w:rPr>
+              <w:t>25 / 2</w:t>
+            </w:r>
+          </w:p>
+        </w:tc>
+        <w:tc>
+          <w:tcPr>
+            <w:tcW w:type="dxa" w:w="1560"/>
+          </w:tcPr>
+          <w:p>
+            <w:r>
+              <w:rPr>
+                <w:sz w:val="18"/>
+              </w:rPr>
+            </w:r>
+            <w:r>
+              <w:rPr>
+                <w:sz w:val="18"/>
+              </w:rPr>
+              <w:t>217 / 16</w:t>
+            </w:r>
+          </w:p>
+        </w:tc>
+        <w:tc>
+          <w:tcPr>
+            <w:tcW w:type="dxa" w:w="1560"/>
+          </w:tcPr>
+          <w:p>
+            <w:r>
+              <w:rPr>
+                <w:sz w:val="18"/>
+              </w:rPr>
+            </w:r>
+            <w:r>
+              <w:rPr>
+                <w:sz w:val="18"/>
+              </w:rPr>
+              <w:t>4.1%</w:t>
+            </w:r>
+          </w:p>
+        </w:tc>
+        <w:tc>
+          <w:tcPr>
+            <w:tcW w:type="dxa" w:w="1560"/>
+          </w:tcPr>
+          <w:p>
+            <w:r>
+              <w:rPr>
+                <w:sz w:val="18"/>
+              </w:rPr>
+            </w:r>
+            <w:r>
+              <w:rPr>
+                <w:sz w:val="18"/>
+              </w:rPr>
+              <w:t>3.00 log</w:t>
+            </w:r>
+          </w:p>
+        </w:tc>
+      </w:tr>
+      <w:tr>
+        <w:tc>
+          <w:tcPr>
+            <w:tcW w:type="dxa" w:w="1560"/>
+          </w:tcPr>
+          <w:p>
+            <w:r>
+              <w:rPr>
+                <w:sz w:val="18"/>
+              </w:rPr>
+            </w:r>
+            <w:r>
+              <w:rPr>
+                <w:sz w:val="18"/>
+              </w:rPr>
+              <w:t>VEGFR2</w:t>
+            </w:r>
+          </w:p>
+        </w:tc>
+        <w:tc>
+          <w:tcPr>
+            <w:tcW w:type="dxa" w:w="1560"/>
+          </w:tcPr>
+          <w:p>
+            <w:r>
+              <w:rPr>
+                <w:sz w:val="18"/>
+              </w:rPr>
+            </w:r>
+            <w:r>
+              <w:rPr>
+                <w:sz w:val="18"/>
+              </w:rPr>
+              <w:t>7056</w:t>
+            </w:r>
+          </w:p>
+        </w:tc>
+        <w:tc>
+          <w:tcPr>
+            <w:tcW w:type="dxa" w:w="1560"/>
+          </w:tcPr>
+          <w:p>
+            <w:r>
+              <w:rPr>
+                <w:sz w:val="18"/>
+              </w:rPr>
+            </w:r>
+            <w:r>
+              <w:rPr>
+                <w:sz w:val="18"/>
+              </w:rPr>
+              <w:t>54 / 2</w:t>
+            </w:r>
+          </w:p>
+        </w:tc>
+        <w:tc>
+          <w:tcPr>
+            <w:tcW w:type="dxa" w:w="1560"/>
+          </w:tcPr>
+          <w:p>
+            <w:r>
+              <w:rPr>
+                <w:sz w:val="18"/>
+              </w:rPr>
+            </w:r>
+            <w:r>
+              <w:rPr>
+                <w:sz w:val="18"/>
+              </w:rPr>
+              <w:t>137 / 7</w:t>
+            </w:r>
+          </w:p>
+        </w:tc>
+        <w:tc>
+          <w:tcPr>
+            <w:tcW w:type="dxa" w:w="1560"/>
+          </w:tcPr>
+          <w:p>
+            <w:r>
+              <w:rPr>
+                <w:sz w:val="18"/>
+              </w:rPr>
+            </w:r>
+            <w:r>
+              <w:rPr>
+                <w:sz w:val="18"/>
+              </w:rPr>
+              <w:t>2.4%</w:t>
+            </w:r>
+          </w:p>
+        </w:tc>
+        <w:tc>
+          <w:tcPr>
+            <w:tcW w:type="dxa" w:w="1560"/>
+          </w:tcPr>
+          <w:p>
+            <w:r>
+              <w:rPr>
+                <w:sz w:val="18"/>
+              </w:rPr>
+            </w:r>
+            <w:r>
+              <w:rPr>
+                <w:sz w:val="18"/>
+              </w:rPr>
+              <w:t>1.60 log</w:t>
+            </w:r>
+          </w:p>
+        </w:tc>
+      </w:tr>
+    </w:tbl>
+    <w:p/>
+    <w:p>
+      <w:r>
+        <w:t>The direction is consistent across all four targets: the Aggressive protocol merges between 2.5 and 14 times as many groups as ChEMBL-like, and always produces more discordant merges. On hERG two separate merges each fused compounds differing by exactly 3.00 log units — a thousandfold difference in cardiotoxic liability collapsed into a single training label on a safety endpoint.</w:t>
+      </w:r>
+    </w:p>
+    <w:p>
+      <w:r>
+        <w:t xml:space="preserve">Two features of this table are worth separating. First, the μ-opioid dataset loses 9.5% of its compounds, roughly four times the proportion lost by either kinase set. This is the predicted consequence of enantioselective pharmacology: a compound collection rich in stereoisomer pairs with genuinely different activity is exactly the collection that stereochemistry-stripping collapses. Second, VEGFR2 is comparatively mild (7 discordant merges, widest merge 1.60 log). The harm is therefore </w:t>
+      </w:r>
+      <w:r>
+        <w:rPr>
+          <w:b/>
+        </w:rPr>
+        <w:t>target-dependent and predictable from the pharmacology</w:t>
+      </w:r>
+      <w:r>
+        <w:t>, not a uniform penalty — which is the argument for auditing a specific dataset rather than applying a general rule.</w:t>
+      </w:r>
+    </w:p>
+    <w:p>
+      <w:r>
+        <w:rPr>
+          <w:b/>
+        </w:rPr>
+        <w:t>Aggregate model performance is unaffected.</w:t>
+      </w:r>
+      <w:r>
+        <w:t xml:space="preserve"> Random-forest regression on chirality-aware Morgan fingerprints, evaluated by repeated five-fold cross-validation over three seeds and compared at matched dataset size, shows no protocol effect:</w:t>
+      </w:r>
+    </w:p>
+    <w:tbl>
+      <w:tblPr>
+        <w:tblStyle w:val="LightGrid-Accent1"/>
+        <w:tblW w:type="auto" w:w="0"/>
+        <w:tblLook w:firstColumn="1" w:firstRow="1" w:lastColumn="0" w:lastRow="0" w:noHBand="0" w:noVBand="1" w:val="04A0"/>
+      </w:tblPr>
+      <w:tblGrid>
+        <w:gridCol w:w="2340"/>
+        <w:gridCol w:w="2340"/>
+        <w:gridCol w:w="2340"/>
+        <w:gridCol w:w="2340"/>
+      </w:tblGrid>
+      <w:tr>
+        <w:tc>
+          <w:tcPr>
+            <w:tcW w:type="dxa" w:w="2340"/>
+          </w:tcPr>
+          <w:p>
+            <w:r>
+              <w:rPr>
+                <w:b/>
+                <w:sz w:val="18"/>
+              </w:rPr>
+            </w:r>
+            <w:r>
+              <w:rPr>
+                <w:b/>
+                <w:sz w:val="18"/>
+              </w:rPr>
+              <w:t>Target</w:t>
+            </w:r>
+          </w:p>
+        </w:tc>
+        <w:tc>
+          <w:tcPr>
+            <w:tcW w:type="dxa" w:w="2340"/>
+          </w:tcPr>
+          <w:p>
+            <w:r>
+              <w:rPr>
+                <w:b/>
+                <w:sz w:val="18"/>
+              </w:rPr>
+            </w:r>
+            <w:r>
+              <w:rPr>
+                <w:b/>
+                <w:sz w:val="18"/>
+              </w:rPr>
+              <w:t>Minimal</w:t>
+            </w:r>
+          </w:p>
+        </w:tc>
+        <w:tc>
+          <w:tcPr>
+            <w:tcW w:type="dxa" w:w="2340"/>
+          </w:tcPr>
+          <w:p>
+            <w:r>
+              <w:rPr>
+                <w:b/>
+                <w:sz w:val="18"/>
+              </w:rPr>
+            </w:r>
+            <w:r>
+              <w:rPr>
+                <w:b/>
+                <w:sz w:val="18"/>
+              </w:rPr>
+              <w:t>ChEMBL-like</w:t>
+            </w:r>
+          </w:p>
+        </w:tc>
+        <w:tc>
+          <w:tcPr>
+            <w:tcW w:type="dxa" w:w="2340"/>
+          </w:tcPr>
+          <w:p>
+            <w:r>
+              <w:rPr>
+                <w:b/>
+                <w:sz w:val="18"/>
+              </w:rPr>
+            </w:r>
+            <w:r>
+              <w:rPr>
+                <w:b/>
+                <w:sz w:val="18"/>
+              </w:rPr>
+              <w:t>Aggressive</w:t>
+            </w:r>
+          </w:p>
+        </w:tc>
+      </w:tr>
+      <w:tr>
+        <w:tc>
+          <w:tcPr>
+            <w:tcW w:type="dxa" w:w="2340"/>
+          </w:tcPr>
+          <w:p>
+            <w:r>
+              <w:rPr>
+                <w:sz w:val="18"/>
+              </w:rPr>
+            </w:r>
+            <w:r>
+              <w:rPr>
+                <w:sz w:val="18"/>
+              </w:rPr>
+              <w:t>μ-opioid</w:t>
+            </w:r>
+          </w:p>
+        </w:tc>
+        <w:tc>
+          <w:tcPr>
+            <w:tcW w:type="dxa" w:w="2340"/>
+          </w:tcPr>
+          <w:p>
+            <w:r>
+              <w:rPr>
+                <w:sz w:val="18"/>
+              </w:rPr>
+            </w:r>
+            <w:r>
+              <w:rPr>
+                <w:sz w:val="18"/>
+              </w:rPr>
+              <w:t>0.753 ± 0.037</w:t>
+            </w:r>
+          </w:p>
+        </w:tc>
+        <w:tc>
+          <w:tcPr>
+            <w:tcW w:type="dxa" w:w="2340"/>
+          </w:tcPr>
+          <w:p>
+            <w:r>
+              <w:rPr>
+                <w:sz w:val="18"/>
+              </w:rPr>
+            </w:r>
+            <w:r>
+              <w:rPr>
+                <w:sz w:val="18"/>
+              </w:rPr>
+              <w:t>0.753 ± 0.049</w:t>
+            </w:r>
+          </w:p>
+        </w:tc>
+        <w:tc>
+          <w:tcPr>
+            <w:tcW w:type="dxa" w:w="2340"/>
+          </w:tcPr>
+          <w:p>
+            <w:r>
+              <w:rPr>
+                <w:sz w:val="18"/>
+              </w:rPr>
+            </w:r>
+            <w:r>
+              <w:rPr>
+                <w:sz w:val="18"/>
+              </w:rPr>
+              <w:t>0.742 ± 0.061</w:t>
+            </w:r>
+          </w:p>
+        </w:tc>
+      </w:tr>
+      <w:tr>
+        <w:tc>
+          <w:tcPr>
+            <w:tcW w:type="dxa" w:w="2340"/>
+          </w:tcPr>
+          <w:p>
+            <w:r>
+              <w:rPr>
+                <w:sz w:val="18"/>
+              </w:rPr>
+            </w:r>
+            <w:r>
+              <w:rPr>
+                <w:sz w:val="18"/>
+              </w:rPr>
+              <w:t>EGFR</w:t>
+            </w:r>
+          </w:p>
+        </w:tc>
+        <w:tc>
+          <w:tcPr>
+            <w:tcW w:type="dxa" w:w="2340"/>
+          </w:tcPr>
+          <w:p>
+            <w:r>
+              <w:rPr>
+                <w:sz w:val="18"/>
+              </w:rPr>
+            </w:r>
+            <w:r>
+              <w:rPr>
+                <w:sz w:val="18"/>
+              </w:rPr>
+              <w:t>0.729 ± 0.018</w:t>
+            </w:r>
+          </w:p>
+        </w:tc>
+        <w:tc>
+          <w:tcPr>
+            <w:tcW w:type="dxa" w:w="2340"/>
+          </w:tcPr>
+          <w:p>
+            <w:r>
+              <w:rPr>
+                <w:sz w:val="18"/>
+              </w:rPr>
+            </w:r>
+            <w:r>
+              <w:rPr>
+                <w:sz w:val="18"/>
+              </w:rPr>
+              <w:t>0.719 ± 0.022</w:t>
+            </w:r>
+          </w:p>
+        </w:tc>
+        <w:tc>
+          <w:tcPr>
+            <w:tcW w:type="dxa" w:w="2340"/>
+          </w:tcPr>
+          <w:p>
+            <w:r>
+              <w:rPr>
+                <w:sz w:val="18"/>
+              </w:rPr>
+            </w:r>
+            <w:r>
+              <w:rPr>
+                <w:sz w:val="18"/>
+              </w:rPr>
+              <w:t>0.726 ± 0.028</w:t>
+            </w:r>
+          </w:p>
+        </w:tc>
+      </w:tr>
+      <w:tr>
+        <w:tc>
+          <w:tcPr>
+            <w:tcW w:type="dxa" w:w="2340"/>
+          </w:tcPr>
+          <w:p>
+            <w:r>
+              <w:rPr>
+                <w:sz w:val="18"/>
+              </w:rPr>
+            </w:r>
+            <w:r>
+              <w:rPr>
+                <w:sz w:val="18"/>
+              </w:rPr>
+              <w:t>hERG</w:t>
+            </w:r>
+          </w:p>
+        </w:tc>
+        <w:tc>
+          <w:tcPr>
+            <w:tcW w:type="dxa" w:w="2340"/>
+          </w:tcPr>
+          <w:p>
+            <w:r>
+              <w:rPr>
+                <w:sz w:val="18"/>
+              </w:rPr>
+            </w:r>
+            <w:r>
+              <w:rPr>
+                <w:sz w:val="18"/>
+              </w:rPr>
+              <w:t>0.627 ± 0.030</w:t>
+            </w:r>
+          </w:p>
+        </w:tc>
+        <w:tc>
+          <w:tcPr>
+            <w:tcW w:type="dxa" w:w="2340"/>
+          </w:tcPr>
+          <w:p>
+            <w:r>
+              <w:rPr>
+                <w:sz w:val="18"/>
+              </w:rPr>
+            </w:r>
+            <w:r>
+              <w:rPr>
+                <w:sz w:val="18"/>
+              </w:rPr>
+              <w:t>0.631 ± 0.023</w:t>
+            </w:r>
+          </w:p>
+        </w:tc>
+        <w:tc>
+          <w:tcPr>
+            <w:tcW w:type="dxa" w:w="2340"/>
+          </w:tcPr>
+          <w:p>
+            <w:r>
+              <w:rPr>
+                <w:sz w:val="18"/>
+              </w:rPr>
+            </w:r>
+            <w:r>
+              <w:rPr>
+                <w:sz w:val="18"/>
+              </w:rPr>
+              <w:t>0.631 ± 0.021</w:t>
+            </w:r>
+          </w:p>
+        </w:tc>
+      </w:tr>
+      <w:tr>
+        <w:tc>
+          <w:tcPr>
+            <w:tcW w:type="dxa" w:w="2340"/>
+          </w:tcPr>
+          <w:p>
+            <w:r>
+              <w:rPr>
+                <w:sz w:val="18"/>
+              </w:rPr>
+            </w:r>
+            <w:r>
+              <w:rPr>
+                <w:sz w:val="18"/>
+              </w:rPr>
+              <w:t>VEGFR2</w:t>
+            </w:r>
+          </w:p>
+        </w:tc>
+        <w:tc>
+          <w:tcPr>
+            <w:tcW w:type="dxa" w:w="2340"/>
+          </w:tcPr>
+          <w:p>
+            <w:r>
+              <w:rPr>
+                <w:sz w:val="18"/>
+              </w:rPr>
+            </w:r>
+            <w:r>
+              <w:rPr>
+                <w:sz w:val="18"/>
+              </w:rPr>
+              <w:t>0.643 ± 0.017</w:t>
+            </w:r>
+          </w:p>
+        </w:tc>
+        <w:tc>
+          <w:tcPr>
+            <w:tcW w:type="dxa" w:w="2340"/>
+          </w:tcPr>
+          <w:p>
+            <w:r>
+              <w:rPr>
+                <w:sz w:val="18"/>
+              </w:rPr>
+            </w:r>
+            <w:r>
+              <w:rPr>
+                <w:sz w:val="18"/>
+              </w:rPr>
+              <w:t>0.643 ± 0.017</w:t>
+            </w:r>
+          </w:p>
+        </w:tc>
+        <w:tc>
+          <w:tcPr>
+            <w:tcW w:type="dxa" w:w="2340"/>
+          </w:tcPr>
+          <w:p>
+            <w:r>
+              <w:rPr>
+                <w:sz w:val="18"/>
+              </w:rPr>
+            </w:r>
+            <w:r>
+              <w:rPr>
+                <w:sz w:val="18"/>
+              </w:rPr>
+              <w:t>0.651 ± 0.015</w:t>
+            </w:r>
+          </w:p>
+        </w:tc>
+      </w:tr>
+    </w:tbl>
+    <w:p/>
+    <w:p>
+      <w:r>
+        <w:t>(RMSE in pIC50 units, mean ± SD across cross-validation folds; Figure 4.)</w:t>
+      </w:r>
+    </w:p>
+    <w:p>
+      <w:r>
+        <w:t xml:space="preserve">Every between-protocol difference is smaller than the fold-to-fold variation within a single protocol, on all four targets. Even on the μ-opioid set, where 1.75% of final training labels are corrupted — five times the rate of any other target — the Aggressive protocol's RMSE is nominally </w:t>
+      </w:r>
+      <w:r>
+        <w:rPr>
+          <w:i/>
+        </w:rPr>
+        <w:t>lower</w:t>
+      </w:r>
+      <w:r>
+        <w:t xml:space="preserve"> than Minimal's.</w:t>
+      </w:r>
+    </w:p>
+    <w:p>
+      <w:r>
+        <w:t xml:space="preserve">We also tested whether corruption inflates the </w:t>
+      </w:r>
+      <w:r>
+        <w:rPr>
+          <w:i/>
+        </w:rPr>
+        <w:t>variance</w:t>
+      </w:r>
+      <w:r>
+        <w:t xml:space="preserve"> of model performance rather than its mean. The standard deviation rose with merge count on two targets (EGFR 0.018→0.028, μ-opioid 0.037→0.061) but fell on the other two (hERG 0.030→0.021, VEGFR2 0.017→0.015). With no consistent direction across targets, this is what sampling noise in a standard deviation estimated from fifteen folds looks like, and we do not claim a variance effect.</w:t>
+      </w:r>
+    </w:p>
+    <w:p>
+      <w:r>
+        <w:rPr>
+          <w:b/>
+        </w:rPr>
+        <w:t>Interpretation.</w:t>
+      </w:r>
+      <w:r>
+        <w:t xml:space="preserve"> These two results are only surprising together. Protocol choice demonstrably corrupts training data — deleting up to 9.5% of a dataset and fabricating labels for compounds that differ thousandfold in potency — while leaving the aggregate metrics by which pipelines are usually validated entirely unmoved. The practical consequence is a negative one, and it is the most directly actionable finding in this work:</w:t>
+      </w:r>
+    </w:p>
+    <w:p>
+      <w:pPr>
+        <w:pStyle w:val="IntenseQuote"/>
+      </w:pPr>
+      <w:r>
+        <w:t>Observing that a model's cross-validated performance did not change is</w:t>
+      </w:r>
+    </w:p>
+    <w:p>
+      <w:pPr>
+        <w:pStyle w:val="IntenseQuote"/>
+      </w:pPr>
+      <w:r>
+        <w:rPr>
+          <w:b/>
+        </w:rPr>
+        <w:t>not</w:t>
+      </w:r>
+      <w:r>
+        <w:t xml:space="preserve"> evidence that a standardization change was safe.</w:t>
+      </w:r>
+    </w:p>
+    <w:p>
+      <w:r>
+        <w:t>The damage is concentrated in individual compounds rather than distributed across the dataset, so it surfaces where individual compounds matter — a specific prediction, an activity-cliff analysis, a series' SAR interpretation, a safety call on one molecule — and is invisible to a summary statistic computed over thousands. Detecting it requires inspecting the merges, which is what the audit reported here does.</w:t>
       </w:r>
     </w:p>
     <w:p/>
@@ -3042,12 +4569,26 @@
     </w:p>
     <w:p>
       <w:r>
-        <w:t>Three findings bear directly on curation practice.</w:t>
+        <w:t>Four findings bear directly on curation practice.</w:t>
       </w:r>
     </w:p>
     <w:p>
       <w:r>
-        <w:t xml:space="preserve">First, </w:t>
+        <w:t xml:space="preserve">First, and most consequentially, </w:t>
+      </w:r>
+      <w:r>
+        <w:rPr>
+          <w:b/>
+        </w:rPr>
+        <w:t>an unchanged evaluation metric does not license a standardization change.</w:t>
+      </w:r>
+      <w:r>
+        <w:t xml:space="preserve"> The downstream experiment (§3.7) found protocol choice deleting up to 9.5% of a dataset and fusing thousandfold potency differences into single labels while cross-validated error moved less than fold-to-fold noise on all four targets. The usual way a practitioner validates a pipeline change — swap it in, check the model still scores the same — is therefore blind to precisely this class of error. Because the damage is concentrated in a small number of compounds rather than spread across the dataset, it survives averaging. Detecting it requires inspecting the merges, which is what an audit does and a summary statistic cannot.</w:t>
+      </w:r>
+    </w:p>
+    <w:p>
+      <w:r>
+        <w:t xml:space="preserve">Second, </w:t>
       </w:r>
       <w:r>
         <w:rPr>
@@ -3061,7 +4602,7 @@
     </w:p>
     <w:p>
       <w:r>
-        <w:t xml:space="preserve">Second, </w:t>
+        <w:t xml:space="preserve">Third, </w:t>
       </w:r>
       <w:r>
         <w:rPr>
@@ -3070,12 +4611,12 @@
         <w:t>protocol distance does not predict disagreement.</w:t>
       </w:r>
       <w:r>
-        <w:t xml:space="preserve"> Two protocols differing by four operations agreed on 96.1% of molecules while two differing by three agreed on 60.0%. What matters is the interaction between the differing operations and the composition of the dataset, which cannot be known in advance and must be measured on the data at hand.</w:t>
+        <w:t xml:space="preserve"> Two protocols differing by four operations agreed on 96.1% of molecules while two differing by three agreed on 60.0%. What matters is the interaction between the differing operations and the composition of the dataset, which cannot be known in advance and must be measured on the data at hand. The downstream results sharpen this into a chemical statement: the μ-opioid set, whose pharmacology is enantioselective, lost 9.5% of its compounds to merging and carried five times the corrupted-label rate of any other target, because a collection rich in stereoisomer pairs with genuinely different activity is exactly the collection that stereochemistry removal collapses. Which operations are dangerous is a property of the pharmacology at hand, and is predictable once stated.</w:t>
       </w:r>
     </w:p>
     <w:p>
       <w:r>
-        <w:t xml:space="preserve">Third, </w:t>
+        <w:t xml:space="preserve">Fourth, </w:t>
       </w:r>
       <w:r>
         <w:rPr>
@@ -3238,6 +4779,44 @@
     </w:p>
     <w:p>
       <w:pPr>
+        <w:pStyle w:val="ListNumber"/>
+      </w:pPr>
+      <w:r>
+        <w:rPr>
+          <w:b/>
+        </w:rPr>
+        <w:t>The downstream null is bounded by what it tested.</w:t>
+      </w:r>
+      <w:r>
+        <w:t xml:space="preserve"> The absence of a</w:t>
+      </w:r>
+    </w:p>
+    <w:p>
+      <w:r>
+        <w:t>detectable effect on model performance (§3.7) holds for one model family (random forest on circular fingerprints), one task type (single-target regression on pIC50) and one evaluation protocol (random-split cross-validation). Corrupted labels could plausibly matter more under a scaffold or time split, which stress generalisation rather than interpolation; in classification near a decision threshold; or for few-shot and active-learning regimes where individual labels carry far more weight. The claim is that aggregate random-split regression metrics do not detect this corruption — not that no analysis can.</w:t>
+      </w:r>
+    </w:p>
+    <w:p>
+      <w:pPr>
+        <w:pStyle w:val="ListNumber"/>
+      </w:pPr>
+      <w:r>
+        <w:rPr>
+          <w:b/>
+        </w:rPr>
+        <w:t>Discordance threshold.</w:t>
+      </w:r>
+      <w:r>
+        <w:t xml:space="preserve"> Labelling a merge "discordant" above one log unit</w:t>
+      </w:r>
+    </w:p>
+    <w:p>
+      <w:r>
+        <w:t>is a convention. Counts at 0.5–2.0 log units are recorded alongside, but the headline figures use the single conventional cut.</w:t>
+      </w:r>
+    </w:p>
+    <w:p>
+      <w:pPr>
         <w:pStyle w:val="Heading2"/>
       </w:pPr>
       <w:r>
@@ -3246,7 +4825,7 @@
     </w:p>
     <w:p>
       <w:r>
-        <w:t>The priorities, in order: run the identical audit on an uncurated structure source to quantify the pre-curation confound (§4.2); validate attribution accuracy against the annotated tautomer database [4]; extend the protocol model across toolkits so that cross-implementation divergence becomes measurable; and replace cluster sampling with a simple random sample from a database dump to remove the design effect.</w:t>
+        <w:t>The priorities, in order: extend the protocol model across toolkits so that cross-implementation divergence becomes measurable, since the PubChem/InChI comparison [3] suggests that is where the largest disagreement lies; run the identical audit on an uncurated structure source to quantify the pre-curation confound (§4.2); test whether the downstream null survives evaluation designs that stress generalisation, particularly scaffold and time splits, where a handful of corrupted labels in a held-out series could matter considerably more than they do under random splitting; validate attribution accuracy against the annotated tautomer database [4]; and replace cluster sampling with a simple random sample from a database dump to remove the design effect.</w:t>
       </w:r>
     </w:p>
     <w:p/>
@@ -3260,7 +4839,12 @@
     </w:p>
     <w:p>
       <w:r>
-        <w:t>Standardization reproducibility is measurable, attributable and — on a random sample of an already-curated public database — substantially less than complete: three reasonable protocols agreed on 54.1% of molecules under canonical-SMILES identity and 57.7% under InChIKey identity. Ablation attributed two thirds of the divergence to stereochemistry handling and a further fifth to tautomer canonicalization, while showing that this ranking is a property of the protocols compared and the data audited rather than an intrinsic ordering — demonstrated directly by a hand-assembled benchmark that inverts it. We release the method and its implementation openly so that a reproducibility audit can become a routine, reportable step in dataset curation rather than an unexamined assumption.</w:t>
+        <w:t>Standardization reproducibility is measurable, attributable and — on a random sample of an already-curated public database — substantially less than complete: three reasonable protocols agreed on 54.1% of molecules under canonical-SMILES identity and 57.7% under InChIKey identity. Ablation attributed two thirds of the divergence to stereochemistry handling and a further fifth to tautomer canonicalization, while showing that this ranking is a property of the protocols compared and the data audited rather than an intrinsic ordering — demonstrated directly by a hand-assembled benchmark that inverts it.</w:t>
+      </w:r>
+    </w:p>
+    <w:p>
+      <w:r>
+        <w:t>Applied to bioactivity data, the same protocol choice removed up to 9.5% of a dataset by merging and fused thousandfold potency differences — including on a cardiac-safety endpoint — into single training labels, while leaving cross-validated model performance statistically unchanged on all four targets tested. Standardization choice is therefore capable of corrupting a dataset in ways the metrics ordinarily used to validate pipelines cannot see, which makes an explicit audit the only reliable way to detect it. We release the method and its implementation openly so that a reproducibility audit can become a routine, reportable step in dataset curation rather than an unexamined assumption.</w:t>
       </w:r>
     </w:p>
     <w:p/>
@@ -3412,6 +4996,56 @@
                     <a:xfrm>
                       <a:off x="0" y="0"/>
                       <a:ext cx="5669280" cy="2306032"/>
+                    </a:xfrm>
+                    <a:prstGeom prst="rect"/>
+                  </pic:spPr>
+                </pic:pic>
+              </a:graphicData>
+            </a:graphic>
+          </wp:inline>
+        </w:drawing>
+      </w:r>
+    </w:p>
+    <w:p>
+      <w:r>
+        <w:rPr>
+          <w:b/>
+        </w:rPr>
+        <w:t>Figure 4.</w:t>
+      </w:r>
+      <w:r>
+        <w:t xml:space="preserve"> Downstream consequences of protocol choice across four bioactivity datasets. Left: discordant merges — training labels fabricated by fusing compounds whose measured activities differ by more than one log unit — normalised per 1000 compounds. Right: cross-validated model error for the same data under each protocol, with fold-to-fold standard deviation. The two panels must be read together: the corruption on the left is real and, on the μ-opioid set, substantial, yet it leaves the performance on the right unchanged.</w:t>
+      </w:r>
+    </w:p>
+    <w:p>
+      <w:pPr>
+        <w:jc w:val="center"/>
+      </w:pPr>
+      <w:r>
+        <w:drawing>
+          <wp:inline xmlns:a="http://schemas.openxmlformats.org/drawingml/2006/main" xmlns:pic="http://schemas.openxmlformats.org/drawingml/2006/picture">
+            <wp:extent cx="5669280" cy="2235534"/>
+            <wp:docPr id="4" name="Picture 4"/>
+            <wp:cNvGraphicFramePr>
+              <a:graphicFrameLocks noChangeAspect="1"/>
+            </wp:cNvGraphicFramePr>
+            <a:graphic>
+              <a:graphicData uri="http://schemas.openxmlformats.org/drawingml/2006/picture">
+                <pic:pic>
+                  <pic:nvPicPr>
+                    <pic:cNvPr id="0" name="fig4_downstream_impact.png"/>
+                    <pic:cNvPicPr/>
+                  </pic:nvPicPr>
+                  <pic:blipFill>
+                    <a:blip r:embed="rId12"/>
+                    <a:stretch>
+                      <a:fillRect/>
+                    </a:stretch>
+                  </pic:blipFill>
+                  <pic:spPr>
+                    <a:xfrm>
+                      <a:off x="0" y="0"/>
+                      <a:ext cx="5669280" cy="2235534"/>
                     </a:xfrm>
                     <a:prstGeom prst="rect"/>
                   </pic:spPr>

--- a/learning/research-track-R6-manuscript/WaweKit_standardization_reproducibility_manuscript.docx
+++ b/learning/research-track-R6-manuscript/WaweKit_standardization_reproducibility_manuscript.docx
@@ -109,7 +109,12 @@
         <w:t>which</w:t>
       </w:r>
       <w:r>
-        <w:t xml:space="preserve"> normalization decision produced a given disagreement. We present a measurement framework that treats standardization reproducibility as a quantifiable property of a dataset. Given an arbitrary set of protocols, the method determines whether they agree on each molecule's standardized identity — evaluated under two identity conventions, canonical SMILES and InChIKey, which we show are not interchangeable — and attributes each disagreement to a specific normalization operation by systematic ablation. Applied to a seeded random sample of 4,972 ChEMBL structures, three representative protocols (Minimal, ChEMBL-like, Aggressive) agreed on 54.1% of molecules under canonical-SMILES identity (95% CI 52.8–55.5%) and 57.7% under InChIKey identity (56.3–59.0%). Ablation attributed divergence predominantly to stereochemistry handling (66.6% of divergent molecules) and tautomer canonicalization (22.1%), with charge and fragment handling accounting for under 10% combined. We show that this spectrum is a joint property of dataset composition and protocol contrast rather than an intrinsic ranking of operations, and that a hand-assembled benchmark inverts it — an argument for auditing the dataset actually in use.</w:t>
+        <w:t xml:space="preserve"> normalization decision produced a given disagreement. We present a measurement framework that treats standardization reproducibility as a quantifiable property of a dataset. Given an arbitrary set of protocols, the method determines whether they agree on each molecule's standardized identity — evaluated under two identity conventions, canonical SMILES and InChIKey, which we show are not interchangeable — and attributes each disagreement to a specific normalization operation by systematic ablation. Applied to a seeded random sample of 4,972 ChEMBL structures, three protocols bracketing the plausible range — a minimal one, one approximating the ChEMBL curation pipeline, and a deliberate upper-bound stress case — agreed on 54.1% of molecules under canonical-SMILES identity (95% CI 52.8–55.5%) and 57.7% under InChIKey identity (56.3–59.0%). Ablation attributed divergence predominantly to stereochemistry handling (66.6% of divergent molecules) and tautomer canonicalization (22.1%). Disabling stereochemistry removal, which no major public pipeline performs, raises agreement to 75.5% and leaves tautomer canonicalization responsible for 87.4% of what remains — so the headline figure is a property of the protocols compared, not an intrinsic property of the data. We show this explicitly: the cause spectrum is a joint function of dataset composition and protocol contrast, and a hand-assembled benchmark inverts it — an argument for auditing the dataset actually in use rather than relying on published rates.</w:t>
+      </w:r>
+    </w:p>
+    <w:p>
+      <w:r>
+        <w:t>Extending the comparison to the pipelines databases actually run — ChEMBL's own curation code and MolVS in two configurations — establishes two further results. Our composed ChEMBL-like protocol reproduces ChEMBL's production pipeline on 99.8% of structures, so conclusions drawn from the composed protocols transfer to the real one. And two configurations of a single standardizer agreed with each other on only 56.0% of structures, while two independently developed standardizers agreed on 77.2% — configuration choice within one tool spans a wider range of outcomes than the choice between tools, so naming the software used is not sufficient provenance.</w:t>
       </w:r>
     </w:p>
     <w:p>
@@ -897,7 +902,7 @@
     </w:p>
     <w:p>
       <w:r>
-        <w:t>Three representative protocols are used throughout:</w:t>
+        <w:t>Three protocols are used throughout:</w:t>
       </w:r>
     </w:p>
     <w:p>
@@ -911,12 +916,12 @@
         <w:t>Minimal</w:t>
       </w:r>
       <w:r>
-        <w:t xml:space="preserve"> — normalization only (operation 2). A light-touch baseline</w:t>
+        <w:t xml:space="preserve"> — normalization only (operation 2). A light-touch lower bound:</w:t>
       </w:r>
     </w:p>
     <w:p>
       <w:r>
-        <w:t>representing the least a pipeline might reasonably do.</w:t>
+        <w:t>the least a pipeline might do while still doing something.</w:t>
       </w:r>
     </w:p>
     <w:p>
@@ -944,7 +949,7 @@
     </w:p>
     <w:p>
       <w:r>
-        <w:t>canonicalization, approximating the published ChEMBL curation pipeline [1].</w:t>
+        <w:t>canonicalization, approximating the published ChEMBL curation pipeline [1]. This is the only one of the three intended to resemble a deployed pipeline.</w:t>
       </w:r>
     </w:p>
     <w:p>
@@ -958,12 +963,45 @@
         <w:t>Aggressive</w:t>
       </w:r>
       <w:r>
-        <w:t xml:space="preserve"> — all eight operations.</w:t>
+        <w:t xml:space="preserve"> — all eight operations. An upper bound rather than a</w:t>
       </w:r>
     </w:p>
     <w:p>
       <w:r>
-        <w:t>These are not an exhaustive survey of deployed pipelines but three points spanning the range of reasonable practice, chosen so that the pairwise comparisons differ by controlled numbers of operations: ChEMBL-like versus Aggressive differ by three (isotope removal, stereochemistry removal, tautomer canonicalization), Minimal versus ChEMBL-like by four, and Minimal versus Aggressive by seven.</w:t>
+        <w:t>recommendation.</w:t>
+      </w:r>
+    </w:p>
+    <w:p>
+      <w:r>
+        <w:t xml:space="preserve">The status of these protocols requires stating precisely, because it bounds what the reported numbers mean. They are </w:t>
+      </w:r>
+      <w:r>
+        <w:rPr>
+          <w:b/>
+        </w:rPr>
+        <w:t>not a survey of deployed pipelines</w:t>
+      </w:r>
+      <w:r>
+        <w:t xml:space="preserve">, and Aggressive in particular is not one: it removes stereochemistry and isotopic labelling, which neither the ChEMBL pipeline [1] nor the PubChem standardization service [3] does, and which would be inappropriate for most bioactivity work. It is included deliberately as a stress case that brackets the plausible range from above, so that the span between Minimal and Aggressive characterises how far protocol choice </w:t>
+      </w:r>
+      <w:r>
+        <w:rPr>
+          <w:i/>
+        </w:rPr>
+        <w:t>can</w:t>
+      </w:r>
+      <w:r>
+        <w:t xml:space="preserve"> move a dataset's identities, not how far it typically does.</w:t>
+      </w:r>
+    </w:p>
+    <w:p>
+      <w:r>
+        <w:t>Two consequences follow, and both are load-bearing for interpreting §3. First, the headline reproducibility figures describe the full bracket and should not be read as the disagreement a practitioner would encounter between two production pipelines; §3.5 reports the same audit with stereochemistry removal disabled, which is the more practice-relevant comparison. Second, because the protocols differ by controlled numbers of operations — ChEMBL-like versus Aggressive by three, Minimal versus ChEMBL-like by four, Minimal versus Aggressive by seven — the design isolates the effect of operation count from the effect of which particular operations differ (§3.3).</w:t>
+      </w:r>
+    </w:p>
+    <w:p>
+      <w:r>
+        <w:t>Grounding the protocol set in the actual behaviour of deployed standardizers, rather than in compositions of RDKit operations chosen by us, is the most important extension of this work and is discussed in §4.4.</w:t>
       </w:r>
     </w:p>
     <w:p>
@@ -4550,6 +4588,762 @@
         <w:t>The damage is concentrated in individual compounds rather than distributed across the dataset, so it surfaces where individual compounds matter — a specific prediction, an activity-cliff analysis, a series' SAR interpretation, a safety call on one molecule — and is invisible to a summary statistic computed over thousands. Detecting it requires inspecting the merges, which is what the audit reported here does.</w:t>
       </w:r>
     </w:p>
+    <w:p>
+      <w:pPr>
+        <w:pStyle w:val="Heading2"/>
+      </w:pPr>
+      <w:r>
+        <w:t>3.8 Cross-toolkit divergence between production pipelines</w:t>
+      </w:r>
+    </w:p>
+    <w:p>
+      <w:r>
+        <w:t>The protocols compared so far are compositions of RDKit operations that we defined (§2.1). This section replaces them with the standardization pipelines that databases actually run, which tests both whether our compositions are faithful and whether the disagreement practitioners meet is larger or smaller than the bracket we constructed.</w:t>
+      </w:r>
+    </w:p>
+    <w:p>
+      <w:r>
+        <w:t xml:space="preserve">Five standardizers were compared over the same 4,972-structure sample: the composed Minimal and ChEMBL-like protocols; </w:t>
+      </w:r>
+      <w:r>
+        <w:rPr>
+          <w:b/>
+        </w:rPr>
+        <w:t>ChEMBL's own curation pipeline</w:t>
+      </w:r>
+      <w:r>
+        <w:t xml:space="preserve">, executed through the </w:t>
+      </w:r>
+      <w:r>
+        <w:rPr>
+          <w:rFonts w:ascii="Consolas" w:hAnsi="Consolas"/>
+          <w:color w:val="333333"/>
+          <w:sz w:val="18"/>
+        </w:rPr>
+        <w:t>chembl_structure_pipeline</w:t>
+      </w:r>
+      <w:r>
+        <w:t xml:space="preserve"> package in its documented two-stage form, i.e. the code the database itself runs; and </w:t>
+      </w:r>
+      <w:r>
+        <w:rPr>
+          <w:b/>
+        </w:rPr>
+        <w:t>MolVS</w:t>
+      </w:r>
+      <w:r>
+        <w:t xml:space="preserve"> in two configurations, its default </w:t>
+      </w:r>
+      <w:r>
+        <w:rPr>
+          <w:rFonts w:ascii="Consolas" w:hAnsi="Consolas"/>
+          <w:color w:val="333333"/>
+          <w:sz w:val="18"/>
+        </w:rPr>
+        <w:t>standardize()</w:t>
+      </w:r>
+      <w:r>
+        <w:t xml:space="preserve"> and its </w:t>
+      </w:r>
+      <w:r>
+        <w:rPr>
+          <w:rFonts w:ascii="Consolas" w:hAnsi="Consolas"/>
+          <w:color w:val="333333"/>
+          <w:sz w:val="18"/>
+        </w:rPr>
+        <w:t>super_parent()</w:t>
+      </w:r>
+      <w:r>
+        <w:t>, which additionally strips fragments, charge, isotopes and stereochemistry. No standardizer failed on any structure.</w:t>
+      </w:r>
+    </w:p>
+    <w:tbl>
+      <w:tblPr>
+        <w:tblStyle w:val="LightGrid-Accent1"/>
+        <w:tblW w:type="auto" w:w="0"/>
+        <w:tblLook w:firstColumn="1" w:firstRow="1" w:lastColumn="0" w:lastRow="0" w:noHBand="0" w:noVBand="1" w:val="04A0"/>
+      </w:tblPr>
+      <w:tblGrid>
+        <w:gridCol w:w="3120"/>
+        <w:gridCol w:w="3120"/>
+        <w:gridCol w:w="3120"/>
+      </w:tblGrid>
+      <w:tr>
+        <w:tc>
+          <w:tcPr>
+            <w:tcW w:type="dxa" w:w="3120"/>
+          </w:tcPr>
+          <w:p>
+            <w:r>
+              <w:rPr>
+                <w:b/>
+                <w:sz w:val="18"/>
+              </w:rPr>
+            </w:r>
+            <w:r>
+              <w:rPr>
+                <w:b/>
+                <w:sz w:val="18"/>
+              </w:rPr>
+              <w:t>Pair</w:t>
+            </w:r>
+          </w:p>
+        </w:tc>
+        <w:tc>
+          <w:tcPr>
+            <w:tcW w:type="dxa" w:w="3120"/>
+          </w:tcPr>
+          <w:p>
+            <w:r>
+              <w:rPr>
+                <w:b/>
+                <w:sz w:val="18"/>
+              </w:rPr>
+            </w:r>
+            <w:r>
+              <w:rPr>
+                <w:b/>
+                <w:sz w:val="18"/>
+              </w:rPr>
+              <w:t>InChIKey</w:t>
+            </w:r>
+          </w:p>
+        </w:tc>
+        <w:tc>
+          <w:tcPr>
+            <w:tcW w:type="dxa" w:w="3120"/>
+          </w:tcPr>
+          <w:p>
+            <w:r>
+              <w:rPr>
+                <w:b/>
+                <w:sz w:val="18"/>
+              </w:rPr>
+            </w:r>
+            <w:r>
+              <w:rPr>
+                <w:b/>
+                <w:sz w:val="18"/>
+              </w:rPr>
+              <w:t>Canonical SMILES</w:t>
+            </w:r>
+          </w:p>
+        </w:tc>
+      </w:tr>
+      <w:tr>
+        <w:tc>
+          <w:tcPr>
+            <w:tcW w:type="dxa" w:w="3120"/>
+          </w:tcPr>
+          <w:p>
+            <w:r>
+              <w:rPr>
+                <w:sz w:val="18"/>
+              </w:rPr>
+            </w:r>
+            <w:r>
+              <w:rPr>
+                <w:sz w:val="18"/>
+              </w:rPr>
+              <w:t>ChEMBL-like (composed) vs ChEMBL pipeline (real)</w:t>
+            </w:r>
+          </w:p>
+        </w:tc>
+        <w:tc>
+          <w:tcPr>
+            <w:tcW w:type="dxa" w:w="3120"/>
+          </w:tcPr>
+          <w:p>
+            <w:r>
+              <w:rPr>
+                <w:sz w:val="18"/>
+              </w:rPr>
+            </w:r>
+            <w:r>
+              <w:rPr>
+                <w:b/>
+                <w:sz w:val="18"/>
+              </w:rPr>
+              <w:t>99.8%</w:t>
+            </w:r>
+          </w:p>
+        </w:tc>
+        <w:tc>
+          <w:tcPr>
+            <w:tcW w:type="dxa" w:w="3120"/>
+          </w:tcPr>
+          <w:p>
+            <w:r>
+              <w:rPr>
+                <w:sz w:val="18"/>
+              </w:rPr>
+            </w:r>
+            <w:r>
+              <w:rPr>
+                <w:sz w:val="18"/>
+              </w:rPr>
+              <w:t>99.8%</w:t>
+            </w:r>
+          </w:p>
+        </w:tc>
+      </w:tr>
+      <w:tr>
+        <w:tc>
+          <w:tcPr>
+            <w:tcW w:type="dxa" w:w="3120"/>
+          </w:tcPr>
+          <w:p>
+            <w:r>
+              <w:rPr>
+                <w:sz w:val="18"/>
+              </w:rPr>
+            </w:r>
+            <w:r>
+              <w:rPr>
+                <w:sz w:val="18"/>
+              </w:rPr>
+              <w:t>Minimal vs MolVS default</w:t>
+            </w:r>
+          </w:p>
+        </w:tc>
+        <w:tc>
+          <w:tcPr>
+            <w:tcW w:type="dxa" w:w="3120"/>
+          </w:tcPr>
+          <w:p>
+            <w:r>
+              <w:rPr>
+                <w:sz w:val="18"/>
+              </w:rPr>
+            </w:r>
+            <w:r>
+              <w:rPr>
+                <w:sz w:val="18"/>
+              </w:rPr>
+              <w:t>100.0%</w:t>
+            </w:r>
+          </w:p>
+        </w:tc>
+        <w:tc>
+          <w:tcPr>
+            <w:tcW w:type="dxa" w:w="3120"/>
+          </w:tcPr>
+          <w:p>
+            <w:r>
+              <w:rPr>
+                <w:sz w:val="18"/>
+              </w:rPr>
+            </w:r>
+            <w:r>
+              <w:rPr>
+                <w:sz w:val="18"/>
+              </w:rPr>
+              <w:t>100.0%</w:t>
+            </w:r>
+          </w:p>
+        </w:tc>
+      </w:tr>
+      <w:tr>
+        <w:tc>
+          <w:tcPr>
+            <w:tcW w:type="dxa" w:w="3120"/>
+          </w:tcPr>
+          <w:p>
+            <w:r>
+              <w:rPr>
+                <w:sz w:val="18"/>
+              </w:rPr>
+            </w:r>
+            <w:r>
+              <w:rPr>
+                <w:sz w:val="18"/>
+              </w:rPr>
+              <w:t>Minimal vs ChEMBL-like</w:t>
+            </w:r>
+          </w:p>
+        </w:tc>
+        <w:tc>
+          <w:tcPr>
+            <w:tcW w:type="dxa" w:w="3120"/>
+          </w:tcPr>
+          <w:p>
+            <w:r>
+              <w:rPr>
+                <w:sz w:val="18"/>
+              </w:rPr>
+            </w:r>
+            <w:r>
+              <w:rPr>
+                <w:sz w:val="18"/>
+              </w:rPr>
+              <w:t>96.1%</w:t>
+            </w:r>
+          </w:p>
+        </w:tc>
+        <w:tc>
+          <w:tcPr>
+            <w:tcW w:type="dxa" w:w="3120"/>
+          </w:tcPr>
+          <w:p>
+            <w:r>
+              <w:rPr>
+                <w:sz w:val="18"/>
+              </w:rPr>
+            </w:r>
+            <w:r>
+              <w:rPr>
+                <w:sz w:val="18"/>
+              </w:rPr>
+              <w:t>96.1%</w:t>
+            </w:r>
+          </w:p>
+        </w:tc>
+      </w:tr>
+      <w:tr>
+        <w:tc>
+          <w:tcPr>
+            <w:tcW w:type="dxa" w:w="3120"/>
+          </w:tcPr>
+          <w:p>
+            <w:r>
+              <w:rPr>
+                <w:sz w:val="18"/>
+              </w:rPr>
+            </w:r>
+            <w:r>
+              <w:rPr>
+                <w:sz w:val="18"/>
+              </w:rPr>
+              <w:t>Minimal vs ChEMBL pipeline</w:t>
+            </w:r>
+          </w:p>
+        </w:tc>
+        <w:tc>
+          <w:tcPr>
+            <w:tcW w:type="dxa" w:w="3120"/>
+          </w:tcPr>
+          <w:p>
+            <w:r>
+              <w:rPr>
+                <w:sz w:val="18"/>
+              </w:rPr>
+            </w:r>
+            <w:r>
+              <w:rPr>
+                <w:sz w:val="18"/>
+              </w:rPr>
+              <w:t>96.1%</w:t>
+            </w:r>
+          </w:p>
+        </w:tc>
+        <w:tc>
+          <w:tcPr>
+            <w:tcW w:type="dxa" w:w="3120"/>
+          </w:tcPr>
+          <w:p>
+            <w:r>
+              <w:rPr>
+                <w:sz w:val="18"/>
+              </w:rPr>
+            </w:r>
+            <w:r>
+              <w:rPr>
+                <w:sz w:val="18"/>
+              </w:rPr>
+              <w:t>96.1%</w:t>
+            </w:r>
+          </w:p>
+        </w:tc>
+      </w:tr>
+      <w:tr>
+        <w:tc>
+          <w:tcPr>
+            <w:tcW w:type="dxa" w:w="3120"/>
+          </w:tcPr>
+          <w:p>
+            <w:r>
+              <w:rPr>
+                <w:sz w:val="18"/>
+              </w:rPr>
+            </w:r>
+            <w:r>
+              <w:rPr>
+                <w:sz w:val="18"/>
+              </w:rPr>
+              <w:t>ChEMBL-like vs MolVS default</w:t>
+            </w:r>
+          </w:p>
+        </w:tc>
+        <w:tc>
+          <w:tcPr>
+            <w:tcW w:type="dxa" w:w="3120"/>
+          </w:tcPr>
+          <w:p>
+            <w:r>
+              <w:rPr>
+                <w:sz w:val="18"/>
+              </w:rPr>
+            </w:r>
+            <w:r>
+              <w:rPr>
+                <w:sz w:val="18"/>
+              </w:rPr>
+              <w:t>96.1%</w:t>
+            </w:r>
+          </w:p>
+        </w:tc>
+        <w:tc>
+          <w:tcPr>
+            <w:tcW w:type="dxa" w:w="3120"/>
+          </w:tcPr>
+          <w:p>
+            <w:r>
+              <w:rPr>
+                <w:sz w:val="18"/>
+              </w:rPr>
+            </w:r>
+            <w:r>
+              <w:rPr>
+                <w:sz w:val="18"/>
+              </w:rPr>
+              <w:t>96.1%</w:t>
+            </w:r>
+          </w:p>
+        </w:tc>
+      </w:tr>
+      <w:tr>
+        <w:tc>
+          <w:tcPr>
+            <w:tcW w:type="dxa" w:w="3120"/>
+          </w:tcPr>
+          <w:p>
+            <w:r>
+              <w:rPr>
+                <w:sz w:val="18"/>
+              </w:rPr>
+            </w:r>
+            <w:r>
+              <w:rPr>
+                <w:sz w:val="18"/>
+              </w:rPr>
+              <w:t>ChEMBL pipeline vs MolVS default</w:t>
+            </w:r>
+          </w:p>
+        </w:tc>
+        <w:tc>
+          <w:tcPr>
+            <w:tcW w:type="dxa" w:w="3120"/>
+          </w:tcPr>
+          <w:p>
+            <w:r>
+              <w:rPr>
+                <w:sz w:val="18"/>
+              </w:rPr>
+            </w:r>
+            <w:r>
+              <w:rPr>
+                <w:sz w:val="18"/>
+              </w:rPr>
+              <w:t>96.1%</w:t>
+            </w:r>
+          </w:p>
+        </w:tc>
+        <w:tc>
+          <w:tcPr>
+            <w:tcW w:type="dxa" w:w="3120"/>
+          </w:tcPr>
+          <w:p>
+            <w:r>
+              <w:rPr>
+                <w:sz w:val="18"/>
+              </w:rPr>
+            </w:r>
+            <w:r>
+              <w:rPr>
+                <w:sz w:val="18"/>
+              </w:rPr>
+              <w:t>96.1%</w:t>
+            </w:r>
+          </w:p>
+        </w:tc>
+      </w:tr>
+      <w:tr>
+        <w:tc>
+          <w:tcPr>
+            <w:tcW w:type="dxa" w:w="3120"/>
+          </w:tcPr>
+          <w:p>
+            <w:r>
+              <w:rPr>
+                <w:sz w:val="18"/>
+              </w:rPr>
+            </w:r>
+            <w:r>
+              <w:rPr>
+                <w:sz w:val="18"/>
+              </w:rPr>
+              <w:t>ChEMBL-like vs MolVS super-parent</w:t>
+            </w:r>
+          </w:p>
+        </w:tc>
+        <w:tc>
+          <w:tcPr>
+            <w:tcW w:type="dxa" w:w="3120"/>
+          </w:tcPr>
+          <w:p>
+            <w:r>
+              <w:rPr>
+                <w:sz w:val="18"/>
+              </w:rPr>
+            </w:r>
+            <w:r>
+              <w:rPr>
+                <w:sz w:val="18"/>
+              </w:rPr>
+              <w:t>58.3%</w:t>
+            </w:r>
+          </w:p>
+        </w:tc>
+        <w:tc>
+          <w:tcPr>
+            <w:tcW w:type="dxa" w:w="3120"/>
+          </w:tcPr>
+          <w:p>
+            <w:r>
+              <w:rPr>
+                <w:sz w:val="18"/>
+              </w:rPr>
+            </w:r>
+            <w:r>
+              <w:rPr>
+                <w:sz w:val="18"/>
+              </w:rPr>
+              <w:t>45.7%</w:t>
+            </w:r>
+          </w:p>
+        </w:tc>
+      </w:tr>
+      <w:tr>
+        <w:tc>
+          <w:tcPr>
+            <w:tcW w:type="dxa" w:w="3120"/>
+          </w:tcPr>
+          <w:p>
+            <w:r>
+              <w:rPr>
+                <w:sz w:val="18"/>
+              </w:rPr>
+            </w:r>
+            <w:r>
+              <w:rPr>
+                <w:sz w:val="18"/>
+              </w:rPr>
+              <w:t>ChEMBL pipeline vs MolVS super-parent</w:t>
+            </w:r>
+          </w:p>
+        </w:tc>
+        <w:tc>
+          <w:tcPr>
+            <w:tcW w:type="dxa" w:w="3120"/>
+          </w:tcPr>
+          <w:p>
+            <w:r>
+              <w:rPr>
+                <w:sz w:val="18"/>
+              </w:rPr>
+            </w:r>
+            <w:r>
+              <w:rPr>
+                <w:sz w:val="18"/>
+              </w:rPr>
+              <w:t>58.3%</w:t>
+            </w:r>
+          </w:p>
+        </w:tc>
+        <w:tc>
+          <w:tcPr>
+            <w:tcW w:type="dxa" w:w="3120"/>
+          </w:tcPr>
+          <w:p>
+            <w:r>
+              <w:rPr>
+                <w:sz w:val="18"/>
+              </w:rPr>
+            </w:r>
+            <w:r>
+              <w:rPr>
+                <w:sz w:val="18"/>
+              </w:rPr>
+              <w:t>45.7%</w:t>
+            </w:r>
+          </w:p>
+        </w:tc>
+      </w:tr>
+      <w:tr>
+        <w:tc>
+          <w:tcPr>
+            <w:tcW w:type="dxa" w:w="3120"/>
+          </w:tcPr>
+          <w:p>
+            <w:r>
+              <w:rPr>
+                <w:sz w:val="18"/>
+              </w:rPr>
+            </w:r>
+            <w:r>
+              <w:rPr>
+                <w:sz w:val="18"/>
+              </w:rPr>
+              <w:t>Minimal vs MolVS super-parent</w:t>
+            </w:r>
+          </w:p>
+        </w:tc>
+        <w:tc>
+          <w:tcPr>
+            <w:tcW w:type="dxa" w:w="3120"/>
+          </w:tcPr>
+          <w:p>
+            <w:r>
+              <w:rPr>
+                <w:sz w:val="18"/>
+              </w:rPr>
+            </w:r>
+            <w:r>
+              <w:rPr>
+                <w:sz w:val="18"/>
+              </w:rPr>
+              <w:t>56.0%</w:t>
+            </w:r>
+          </w:p>
+        </w:tc>
+        <w:tc>
+          <w:tcPr>
+            <w:tcW w:type="dxa" w:w="3120"/>
+          </w:tcPr>
+          <w:p>
+            <w:r>
+              <w:rPr>
+                <w:sz w:val="18"/>
+              </w:rPr>
+            </w:r>
+            <w:r>
+              <w:rPr>
+                <w:sz w:val="18"/>
+              </w:rPr>
+              <w:t>43.8%</w:t>
+            </w:r>
+          </w:p>
+        </w:tc>
+      </w:tr>
+      <w:tr>
+        <w:tc>
+          <w:tcPr>
+            <w:tcW w:type="dxa" w:w="3120"/>
+          </w:tcPr>
+          <w:p>
+            <w:r>
+              <w:rPr>
+                <w:sz w:val="18"/>
+              </w:rPr>
+            </w:r>
+            <w:r>
+              <w:rPr>
+                <w:sz w:val="18"/>
+              </w:rPr>
+              <w:t>MolVS default vs MolVS super-parent</w:t>
+            </w:r>
+          </w:p>
+        </w:tc>
+        <w:tc>
+          <w:tcPr>
+            <w:tcW w:type="dxa" w:w="3120"/>
+          </w:tcPr>
+          <w:p>
+            <w:r>
+              <w:rPr>
+                <w:sz w:val="18"/>
+              </w:rPr>
+            </w:r>
+            <w:r>
+              <w:rPr>
+                <w:sz w:val="18"/>
+              </w:rPr>
+              <w:t>56.0%</w:t>
+            </w:r>
+          </w:p>
+        </w:tc>
+        <w:tc>
+          <w:tcPr>
+            <w:tcW w:type="dxa" w:w="3120"/>
+          </w:tcPr>
+          <w:p>
+            <w:r>
+              <w:rPr>
+                <w:sz w:val="18"/>
+              </w:rPr>
+            </w:r>
+            <w:r>
+              <w:rPr>
+                <w:sz w:val="18"/>
+              </w:rPr>
+              <w:t>43.8%</w:t>
+            </w:r>
+          </w:p>
+        </w:tc>
+      </w:tr>
+    </w:tbl>
+    <w:p/>
+    <w:p>
+      <w:r>
+        <w:rPr>
+          <w:b/>
+        </w:rPr>
+        <w:t>The composed protocols are faithful.</w:t>
+      </w:r>
+      <w:r>
+        <w:t xml:space="preserve"> Our ChEMBL-like protocol agrees with ChEMBL's production pipeline on </w:t>
+      </w:r>
+      <w:r>
+        <w:rPr>
+          <w:b/>
+        </w:rPr>
+        <w:t>99.8%</w:t>
+      </w:r>
+      <w:r>
+        <w:t xml:space="preserve"> of structures — eight structures in 4,972 differ. The approximation is therefore accurate enough that conclusions drawn from it transfer to the real pipeline, which is a claim §2.1 could previously only assert. Similarly, MolVS's default configuration agrees with our Minimal protocol on 100% of the sample, confirming that MolVS's default normalizes without removing salts or charge.</w:t>
+      </w:r>
+    </w:p>
+    <w:p>
+      <w:r>
+        <w:rPr>
+          <w:b/>
+        </w:rPr>
+        <w:t>Configuration matters more than toolkit.</w:t>
+      </w:r>
+      <w:r>
+        <w:t xml:space="preserve"> The two MolVS configurations agree with each other on only 56.0% of structures, while ChEMBL's pipeline and MolVS agree on 77.2% averaged across MolVS's configurations. </w:t>
+      </w:r>
+      <w:r>
+        <w:rPr>
+          <w:b/>
+        </w:rPr>
+        <w:t>Two configurations of the same tool disagreed more than two independently developed tools did.</w:t>
+      </w:r>
+      <w:r>
+        <w:t xml:space="preserve"> The practical implication contradicts the intuitive reporting convention: naming the software used is not sufficient provenance, because the within-tool configuration space spans a wider range of outcomes than the between-tool difference does. What must be recorded is the configuration, and the protocol model of §2.1 is one way to record it precisely.</w:t>
+      </w:r>
+    </w:p>
+    <w:p>
+      <w:r>
+        <w:rPr>
+          <w:b/>
+        </w:rPr>
+        <w:t>Attribution coverage is limited here, by construction.</w:t>
+      </w:r>
+      <w:r>
+        <w:t xml:space="preserve"> The cause spectrum over this comparison is sparse — fragment selection 6.9% of divergent structures, charge neutralization 0.9%, normalization 0.1% — because the dominant source of divergence is MolVS's super-parent configuration, which is an opaque pipeline whose steps cannot be individually disabled. Ablation can only attribute the portion of divergence traceable to the composed protocols. This is a real limit of the method rather than a null result, and the implementation reports it as such: a standardizer declares whether it is ablatable, and attribution is skipped rather than returning an empty cause list that would read as "no cause found".</w:t>
+      </w:r>
+    </w:p>
     <w:p/>
     <w:p>
       <w:pPr>
@@ -4569,7 +5363,7 @@
     </w:p>
     <w:p>
       <w:r>
-        <w:t>Four findings bear directly on curation practice.</w:t>
+        <w:t>Five findings bear directly on curation practice.</w:t>
       </w:r>
     </w:p>
     <w:p>
@@ -4594,15 +5388,29 @@
         <w:rPr>
           <w:b/>
         </w:rPr>
-        <w:t>identity convention must be reported.</w:t>
-      </w:r>
-      <w:r>
-        <w:t xml:space="preserve"> A dataset that is 57.7% reproducible under InChIKey is 54.1% reproducible under canonical SMILES; "we deduplicated by InChIKey" and "we standardized structures identically" are different claims, and the gap is concentrated exactly where tautomer ambiguity is common.</w:t>
+        <w:t>naming the software is not sufficient provenance.</w:t>
+      </w:r>
+      <w:r>
+        <w:t xml:space="preserve"> §3.8 found two configurations of a single standardizer agreeing on 56.0% of structures while two independently developed standardizers agreed on 77.2%. "Structures were standardized with MolVS" therefore locates a pipeline less precisely than a reader needs, because the within-tool configuration space is wider than the between-tool gap. What must be recorded is the configuration — which the protocol model of §2.1 provides a compact vocabulary for.</w:t>
       </w:r>
     </w:p>
     <w:p>
       <w:r>
         <w:t xml:space="preserve">Third, </w:t>
+      </w:r>
+      <w:r>
+        <w:rPr>
+          <w:b/>
+        </w:rPr>
+        <w:t>identity convention must be reported.</w:t>
+      </w:r>
+      <w:r>
+        <w:t xml:space="preserve"> A dataset that is 57.7% reproducible under InChIKey is 54.1% reproducible under canonical SMILES; "we deduplicated by InChIKey" and "we standardized structures identically" are different claims, and the gap is concentrated exactly where tautomer ambiguity is common.</w:t>
+      </w:r>
+    </w:p>
+    <w:p>
+      <w:r>
+        <w:t xml:space="preserve">Fourth, </w:t>
       </w:r>
       <w:r>
         <w:rPr>
@@ -4616,7 +5424,7 @@
     </w:p>
     <w:p>
       <w:r>
-        <w:t xml:space="preserve">Fourth, </w:t>
+        <w:t xml:space="preserve">Fifth, </w:t>
       </w:r>
       <w:r>
         <w:rPr>
@@ -4695,15 +5503,12 @@
         <w:rPr>
           <w:b/>
         </w:rPr>
-        <w:t>Attribution scope.</w:t>
-      </w:r>
-      <w:r>
-        <w:t xml:space="preserve"> Causes can only be attributed among the eight</w:t>
+        <w:t>The composed protocols bracket a range rather than sampling practice.</w:t>
       </w:r>
     </w:p>
     <w:p>
       <w:r>
-        <w:t>operations in the protocol model. Divergence arising from a different aromaticity perception model, a different tautomer scoring function, or a non-RDKit standardizer is invisible to the procedure.</w:t>
+        <w:t>The three protocols of §2.1 are compositions chosen by us, and Aggressive in particular removes stereochemistry and isotopic labelling, which neither ChEMBL [1] nor PubChem [3] does. It is a stress case, and it drives two thirds of the divergence reported in §3.4; the practice-relevant figure is therefore the stereochemistry-disabled comparison of §3.5 (75.5% / 80.1%), not the headline 54.1% / 57.7%. §3.8 substantially mitigates this by repeating the audit against production pipelines, and establishes that the composed ChEMBL-like protocol reproduces ChEMBL's real pipeline on 99.8% of structures — the compositions are faithful where they claim to be. What remains unsampled is the wider population of deployed configurations: two standardizer packages in four configurations is not a survey of the field.</w:t>
       </w:r>
     </w:p>
     <w:p>
@@ -4714,15 +5519,15 @@
         <w:rPr>
           <w:b/>
         </w:rPr>
-        <w:t>Joint causes.</w:t>
-      </w:r>
-      <w:r>
-        <w:t xml:space="preserve"> Single-operation ablation cannot attribute divergence</w:t>
+        <w:t>Attribution scope.</w:t>
+      </w:r>
+      <w:r>
+        <w:t xml:space="preserve"> Causes can only be attributed among the eight</w:t>
       </w:r>
     </w:p>
     <w:p>
       <w:r>
-        <w:t>determined jointly by two or more operations; 12.2% of divergent molecules were unattributed for this reason (§3.4). A combinatorial ablation would resolve these at exponential cost.</w:t>
+        <w:t>operations in the protocol model. Divergence arising from a different aromaticity perception model, a different tautomer scoring function, or a non-RDKit standardizer is invisible to the procedure.</w:t>
       </w:r>
     </w:p>
     <w:p>
@@ -4733,15 +5538,15 @@
         <w:rPr>
           <w:b/>
         </w:rPr>
-        <w:t>Single-toolkit study.</w:t>
-      </w:r>
-      <w:r>
-        <w:t xml:space="preserve"> All three protocols are RDKit-based. Cross-toolkit</w:t>
+        <w:t>Joint causes.</w:t>
+      </w:r>
+      <w:r>
+        <w:t xml:space="preserve"> Single-operation ablation cannot attribute divergence</w:t>
       </w:r>
     </w:p>
     <w:p>
       <w:r>
-        <w:t>divergence — plausibly where the largest real-world disagreement lives, as the PubChem/InChI comparison suggests [3] — is out of scope by construction.</w:t>
+        <w:t>determined jointly by two or more operations; 12.2% of divergent molecules were unattributed for this reason (§3.4). A combinatorial ablation would resolve these at exponential cost.</w:t>
       </w:r>
     </w:p>
     <w:p>
@@ -4752,10 +5557,15 @@
         <w:rPr>
           <w:b/>
         </w:rPr>
-        <w:t>Pre-curated source</w:t>
-      </w:r>
-      <w:r>
-        <w:t xml:space="preserve"> (§4.2).</w:t>
+        <w:t>Toolkit coverage is partial.</w:t>
+      </w:r>
+      <w:r>
+        <w:t xml:space="preserve"> §3.8 extends the comparison beyond RDKit to</w:t>
+      </w:r>
+    </w:p>
+    <w:p>
+      <w:r>
+        <w:t>ChEMBL's production pipeline and to MolVS, but both are Python packages built on RDKit's chemistry layer. Standardizers implemented on independent chemistry engines — PubChem's service [3], commercial toolkits — would need their own adapters, and divergence between engines may exceed the within-engine differences measured here.</w:t>
       </w:r>
     </w:p>
     <w:p>
@@ -4766,15 +5576,10 @@
         <w:rPr>
           <w:b/>
         </w:rPr>
-        <w:t>No external validation of attribution correctness.</w:t>
-      </w:r>
-      <w:r>
-        <w:t xml:space="preserve"> The procedure has not</w:t>
-      </w:r>
-    </w:p>
-    <w:p>
-      <w:r>
-        <w:t>been validated against ground truth. The curated tautomer database of Dhaked et al. [4], which provides experimentally annotated tautomeric tuples, is a natural substrate for measuring attribution precision and recall; this remains future work.</w:t>
+        <w:t>Pre-curated source</w:t>
+      </w:r>
+      <w:r>
+        <w:t xml:space="preserve"> (§4.2).</w:t>
       </w:r>
     </w:p>
     <w:p>
@@ -4785,15 +5590,15 @@
         <w:rPr>
           <w:b/>
         </w:rPr>
-        <w:t>The downstream null is bounded by what it tested.</w:t>
-      </w:r>
-      <w:r>
-        <w:t xml:space="preserve"> The absence of a</w:t>
+        <w:t>No external validation of attribution correctness.</w:t>
+      </w:r>
+      <w:r>
+        <w:t xml:space="preserve"> The procedure has not</w:t>
       </w:r>
     </w:p>
     <w:p>
       <w:r>
-        <w:t>detectable effect on model performance (§3.7) holds for one model family (random forest on circular fingerprints), one task type (single-target regression on pIC50) and one evaluation protocol (random-split cross-validation). Corrupted labels could plausibly matter more under a scaffold or time split, which stress generalisation rather than interpolation; in classification near a decision threshold; or for few-shot and active-learning regimes where individual labels carry far more weight. The claim is that aggregate random-split regression metrics do not detect this corruption — not that no analysis can.</w:t>
+        <w:t>been validated against ground truth. The curated tautomer database of Dhaked et al. [4], which provides experimentally annotated tautomeric tuples, is a natural substrate for measuring attribution precision and recall; this remains future work.</w:t>
       </w:r>
     </w:p>
     <w:p>
@@ -4804,6 +5609,25 @@
         <w:rPr>
           <w:b/>
         </w:rPr>
+        <w:t>The downstream null is bounded by what it tested.</w:t>
+      </w:r>
+      <w:r>
+        <w:t xml:space="preserve"> The absence of a</w:t>
+      </w:r>
+    </w:p>
+    <w:p>
+      <w:r>
+        <w:t>detectable effect on model performance (§3.7) holds for one model family (random forest on circular fingerprints), one task type (single-target regression on pIC50) and one evaluation protocol (random-split cross-validation). Corrupted labels could plausibly matter more under a scaffold or time split, which stress generalisation rather than interpolation; in classification near a decision threshold; or for few-shot and active-learning regimes where individual labels carry far more weight. The claim is that aggregate random-split regression metrics do not detect this corruption — not that no analysis can.</w:t>
+      </w:r>
+    </w:p>
+    <w:p>
+      <w:pPr>
+        <w:pStyle w:val="ListNumber"/>
+      </w:pPr>
+      <w:r>
+        <w:rPr>
+          <w:b/>
+        </w:rPr>
         <w:t>Discordance threshold.</w:t>
       </w:r>
       <w:r>
@@ -4825,7 +5649,21 @@
     </w:p>
     <w:p>
       <w:r>
-        <w:t>The priorities, in order: extend the protocol model across toolkits so that cross-implementation divergence becomes measurable, since the PubChem/InChI comparison [3] suggests that is where the largest disagreement lies; run the identical audit on an uncurated structure source to quantify the pre-curation confound (§4.2); test whether the downstream null survives evaluation designs that stress generalisation, particularly scaffold and time splits, where a handful of corrupted labels in a held-out series could matter considerably more than they do under random splitting; validate attribution accuracy against the annotated tautomer database [4]; and replace cluster sampling with a simple random sample from a database dump to remove the design effect.</w:t>
+        <w:t xml:space="preserve">One extension dominates the rest. </w:t>
+      </w:r>
+      <w:r>
+        <w:rPr>
+          <w:b/>
+        </w:rPr>
+        <w:t>Grounding the protocol set in deployed standardizers</w:t>
+      </w:r>
+      <w:r>
+        <w:t xml:space="preserve"> — driving the ChEMBL and PubChem services directly, alongside RDKit and MolVS defaults, rather than composing operations ourselves — would convert the central limitation (§4.3, item 2) into a strength. It would replace a constructed bracket with a measurement of the disagreement practitioners actually face when merging data across sources; it would let the audit answer "do these two databases agree about my compound?", which is the question the field has; and because PubChem already reports 60% disagreement against InChI round-tripping [3], cross-implementation divergence is likely larger than the within-RDKit variation measured here. The methodological contribution — the protocol model, the dual-identity measure, ablation attribution — carries over unchanged; only the protocol definitions would be replaced.</w:t>
+      </w:r>
+    </w:p>
+    <w:p>
+      <w:r>
+        <w:t>The remaining priorities, in order: run the identical audit on an uncurated structure source to quantify the pre-curation confound (§4.2); test whether the downstream null survives evaluation designs that stress generalisation, particularly scaffold and time splits, where a handful of corrupted labels in a held-out series could matter considerably more than they do under random splitting; validate attribution accuracy against the annotated tautomer database [4]; and replace cluster sampling with a simple random sample from a database dump to remove the design effect.</w:t>
       </w:r>
     </w:p>
     <w:p/>

--- a/learning/research-track-R6-manuscript/WaweKit_standardization_reproducibility_manuscript.docx
+++ b/learning/research-track-R6-manuscript/WaweKit_standardization_reproducibility_manuscript.docx
@@ -9,6 +9,71 @@
       </w:pPr>
       <w:r>
         <w:t>Quantifying and attributing standardization reproducibility in cheminformatics pipelines</w:t>
+      </w:r>
+    </w:p>
+    <w:p>
+      <w:r>
+        <w:rPr>
+          <w:b/>
+        </w:rPr>
+        <w:t>Sree Vasthav Upputoori</w:t>
+      </w:r>
+      <w:r>
+        <w:rPr>
+          <w:vertAlign w:val="superscript"/>
+        </w:rPr>
+        <w:t>1,*</w:t>
+      </w:r>
+      <w:r>
+        <w:t xml:space="preserve"> and </w:t>
+      </w:r>
+      <w:r>
+        <w:rPr>
+          <w:b/>
+        </w:rPr>
+        <w:t>S. Madhav Varma</w:t>
+      </w:r>
+      <w:r>
+        <w:rPr>
+          <w:vertAlign w:val="superscript"/>
+        </w:rPr>
+        <w:t>1</w:t>
+      </w:r>
+    </w:p>
+    <w:p>
+      <w:r>
+        <w:rPr>
+          <w:vertAlign w:val="superscript"/>
+        </w:rPr>
+        <w:t>1</w:t>
+      </w:r>
+      <w:r>
+        <w:t xml:space="preserve"> TheWaweAI — </w:t>
+      </w:r>
+      <w:r>
+        <w:rPr>
+          <w:i/>
+        </w:rPr>
+        <w:t>affiliation address to be completed</w:t>
+      </w:r>
+    </w:p>
+    <w:p>
+      <w:r>
+        <w:rPr>
+          <w:vertAlign w:val="superscript"/>
+        </w:rPr>
+        <w:t>*</w:t>
+      </w:r>
+      <w:r>
+        <w:t xml:space="preserve"> Corresponding author: sreevasthav.upputoori@gmail.com</w:t>
+      </w:r>
+    </w:p>
+    <w:p>
+      <w:r>
+        <w:rPr>
+          <w:i/>
+        </w:rPr>
+        <w:t>ORCID identifiers to be added before submission.</w:t>
       </w:r>
     </w:p>
     <w:p>
@@ -5979,7 +6044,7 @@
         <w:pStyle w:val="Heading1"/>
       </w:pPr>
       <w:r>
-        <w:t>Author contributions, funding, competing interests</w:t>
+        <w:t>Author contributions</w:t>
       </w:r>
     </w:p>
     <w:p>
@@ -5987,7 +6052,88 @@
         <w:rPr>
           <w:i/>
         </w:rPr>
-        <w:t>To be completed by the author(s) before submission.</w:t>
+        <w:t>Template using the CRediT taxonomy — complete and amend to reflect the actual division of work. Contribution statements are assertions about who did what and must be written by the authors themselves, not inferred.</w:t>
+      </w:r>
+    </w:p>
+    <w:p>
+      <w:r>
+        <w:rPr>
+          <w:b/>
+        </w:rPr>
+        <w:t>Sree Vasthav Upputoori</w:t>
+      </w:r>
+      <w:r>
+        <w:t xml:space="preserve"> — Conceptualization; Methodology; Software; Investigation; Data curation; Writing – original draft; Visualization.</w:t>
+      </w:r>
+    </w:p>
+    <w:p>
+      <w:r>
+        <w:rPr>
+          <w:b/>
+        </w:rPr>
+        <w:t>S. Madhav Varma</w:t>
+      </w:r>
+      <w:r>
+        <w:t xml:space="preserve"> — </w:t>
+      </w:r>
+      <w:r>
+        <w:rPr>
+          <w:i/>
+        </w:rPr>
+        <w:t>roles to be specified.</w:t>
+      </w:r>
+    </w:p>
+    <w:p>
+      <w:r>
+        <w:t>Both authors read and approved the final manuscript.</w:t>
+      </w:r>
+    </w:p>
+    <w:p>
+      <w:pPr>
+        <w:pStyle w:val="Heading1"/>
+      </w:pPr>
+      <w:r>
+        <w:t>Funding</w:t>
+      </w:r>
+    </w:p>
+    <w:p>
+      <w:r>
+        <w:rPr>
+          <w:i/>
+        </w:rPr>
+        <w:t>To be completed. State any grant numbers, or declare that the work received no specific funding.</w:t>
+      </w:r>
+    </w:p>
+    <w:p>
+      <w:pPr>
+        <w:pStyle w:val="Heading1"/>
+      </w:pPr>
+      <w:r>
+        <w:t>Competing interests</w:t>
+      </w:r>
+    </w:p>
+    <w:p>
+      <w:r>
+        <w:rPr>
+          <w:i/>
+        </w:rPr>
+        <w:t>To be completed. Declare any competing interests, or state that the authors declare none.</w:t>
+      </w:r>
+    </w:p>
+    <w:p>
+      <w:pPr>
+        <w:pStyle w:val="Heading1"/>
+      </w:pPr>
+      <w:r>
+        <w:t>Declaration of generative AI use</w:t>
+      </w:r>
+    </w:p>
+    <w:p>
+      <w:r>
+        <w:rPr>
+          <w:i/>
+        </w:rPr>
+        <w:t>To be completed by the authors. Journals increasingly require disclosure of generative-AI assistance in preparing a manuscript or its accompanying software; check the target journal's current policy and describe the nature and extent of any such use.</w:t>
       </w:r>
     </w:p>
     <w:p/>

--- a/learning/research-track-R6-manuscript/WaweKit_standardization_reproducibility_manuscript.docx
+++ b/learning/research-track-R6-manuscript/WaweKit_standardization_reproducibility_manuscript.docx
@@ -6074,13 +6074,7 @@
         <w:t>S. Madhav Varma</w:t>
       </w:r>
       <w:r>
-        <w:t xml:space="preserve"> — </w:t>
-      </w:r>
-      <w:r>
-        <w:rPr>
-          <w:i/>
-        </w:rPr>
-        <w:t>roles to be specified.</w:t>
+        <w:t xml:space="preserve"> — Methodology; Software; Writing – original draft.</w:t>
       </w:r>
     </w:p>
     <w:p>
